--- a/오현서_HW1.docx
+++ b/오현서_HW1.docx
@@ -10,6 +10,8 @@
           <w:rFonts w:ascii="맑은 고딕" w:eastAsia="맑은 고딕" w:hAnsi="맑은 고딕"/>
         </w:rPr>
       </w:pPr>
+      <w:proofErr w:type="spellStart"/>
+      <w:proofErr w:type="gramStart"/>
       <w:r>
         <w:rPr>
           <w:rFonts w:ascii="맑은 고딕" w:eastAsia="맑은 고딕" w:hAnsi="맑은 고딕"/>
@@ -17,7 +19,18 @@
           <w:color w:val="1F4E79"/>
           <w:sz w:val="32"/>
         </w:rPr>
-        <w:t>Re:mind Counseling Note Agent Report</w:t>
+        <w:t>Re:mind</w:t>
+      </w:r>
+      <w:proofErr w:type="spellEnd"/>
+      <w:proofErr w:type="gramEnd"/>
+      <w:r>
+        <w:rPr>
+          <w:rFonts w:ascii="맑은 고딕" w:eastAsia="맑은 고딕" w:hAnsi="맑은 고딕"/>
+          <w:b/>
+          <w:color w:val="1F4E79"/>
+          <w:sz w:val="32"/>
+        </w:rPr>
+        <w:t xml:space="preserve"> Counseling Note Agent Report</w:t>
       </w:r>
     </w:p>
     <w:p>
@@ -26,6 +39,7 @@
         <w:jc w:val="center"/>
         <w:rPr>
           <w:rFonts w:ascii="맑은 고딕" w:eastAsia="맑은 고딕" w:hAnsi="맑은 고딕"/>
+          <w:lang w:eastAsia="ko-KR"/>
         </w:rPr>
       </w:pPr>
       <w:r>
@@ -34,8 +48,31 @@
           <w:b/>
           <w:color w:val="4B5563"/>
           <w:sz w:val="20"/>
-        </w:rPr>
-        <w:t>Homework #1: LangGraph-Based Agentic System</w:t>
+          <w:lang w:eastAsia="ko-KR"/>
+        </w:rPr>
+        <w:t xml:space="preserve">Homework #1: </w:t>
+      </w:r>
+      <w:proofErr w:type="spellStart"/>
+      <w:r>
+        <w:rPr>
+          <w:rFonts w:ascii="맑은 고딕" w:eastAsia="맑은 고딕" w:hAnsi="맑은 고딕"/>
+          <w:b/>
+          <w:color w:val="4B5563"/>
+          <w:sz w:val="20"/>
+          <w:lang w:eastAsia="ko-KR"/>
+        </w:rPr>
+        <w:t>LangGraph</w:t>
+      </w:r>
+      <w:proofErr w:type="spellEnd"/>
+      <w:r>
+        <w:rPr>
+          <w:rFonts w:ascii="맑은 고딕" w:eastAsia="맑은 고딕" w:hAnsi="맑은 고딕"/>
+          <w:b/>
+          <w:color w:val="4B5563"/>
+          <w:sz w:val="20"/>
+          <w:lang w:eastAsia="ko-KR"/>
+        </w:rPr>
+        <w:t>-Based Agentic System</w:t>
       </w:r>
     </w:p>
     <w:p>
@@ -44,21 +81,34 @@
         <w:jc w:val="center"/>
         <w:rPr>
           <w:rFonts w:ascii="맑은 고딕" w:eastAsia="맑은 고딕" w:hAnsi="맑은 고딕"/>
+          <w:lang w:eastAsia="ko-KR"/>
         </w:rPr>
       </w:pPr>
       <w:r>
         <w:rPr>
           <w:rFonts w:ascii="맑은 고딕" w:eastAsia="맑은 고딕" w:hAnsi="맑은 고딕"/>
           <w:color w:val="4B5563"/>
-        </w:rPr>
-        <w:t>오현서 | 2315073 | 데이터사이언스전공</w:t>
-      </w:r>
+          <w:lang w:eastAsia="ko-KR"/>
+        </w:rPr>
+        <w:t xml:space="preserve">오현서 | 2315073 | </w:t>
+      </w:r>
+      <w:proofErr w:type="spellStart"/>
+      <w:r>
+        <w:rPr>
+          <w:rFonts w:ascii="맑은 고딕" w:eastAsia="맑은 고딕" w:hAnsi="맑은 고딕"/>
+          <w:color w:val="4B5563"/>
+          <w:lang w:eastAsia="ko-KR"/>
+        </w:rPr>
+        <w:t>데이터사이언스전공</w:t>
+      </w:r>
+      <w:proofErr w:type="spellEnd"/>
     </w:p>
     <w:p>
       <w:pPr>
         <w:spacing w:before="100" w:after="60" w:line="240" w:lineRule="auto"/>
         <w:rPr>
           <w:rFonts w:ascii="맑은 고딕" w:eastAsia="맑은 고딕" w:hAnsi="맑은 고딕"/>
+          <w:lang w:eastAsia="ko-KR"/>
         </w:rPr>
       </w:pPr>
       <w:r>
@@ -67,6 +117,7 @@
           <w:b/>
           <w:color w:val="1F4E79"/>
           <w:sz w:val="25"/>
+          <w:lang w:eastAsia="ko-KR"/>
         </w:rPr>
         <w:t>1. 기능 개요</w:t>
       </w:r>
@@ -79,12 +130,23 @@
           <w:lang w:eastAsia="ko-KR"/>
         </w:rPr>
       </w:pPr>
+      <w:proofErr w:type="spellStart"/>
+      <w:proofErr w:type="gramStart"/>
       <w:r>
         <w:rPr>
           <w:rFonts w:ascii="맑은 고딕" w:eastAsia="맑은 고딕" w:hAnsi="맑은 고딕"/>
           <w:lang w:eastAsia="ko-KR"/>
         </w:rPr>
-        <w:t xml:space="preserve">Re:mind Counseling Note Agent는 </w:t>
+        <w:t>Re:mind</w:t>
+      </w:r>
+      <w:proofErr w:type="spellEnd"/>
+      <w:proofErr w:type="gramEnd"/>
+      <w:r>
+        <w:rPr>
+          <w:rFonts w:ascii="맑은 고딕" w:eastAsia="맑은 고딕" w:hAnsi="맑은 고딕"/>
+          <w:lang w:eastAsia="ko-KR"/>
+        </w:rPr>
+        <w:t xml:space="preserve"> Counseling Note Agent는 </w:t>
       </w:r>
       <w:r>
         <w:rPr>
@@ -133,7 +195,23 @@
           <w:rFonts w:ascii="맑은 고딕" w:eastAsia="맑은 고딕" w:hAnsi="맑은 고딕"/>
           <w:lang w:eastAsia="ko-KR"/>
         </w:rPr>
-        <w:t xml:space="preserve"> 문서로 전환하도록 돕는 LangGraph 기반 멀티 에이전트 시스템이다.</w:t>
+        <w:t xml:space="preserve"> 문서로 전환하도록 돕는 </w:t>
+      </w:r>
+      <w:proofErr w:type="spellStart"/>
+      <w:r>
+        <w:rPr>
+          <w:rFonts w:ascii="맑은 고딕" w:eastAsia="맑은 고딕" w:hAnsi="맑은 고딕"/>
+          <w:lang w:eastAsia="ko-KR"/>
+        </w:rPr>
+        <w:t>LangGraph</w:t>
+      </w:r>
+      <w:proofErr w:type="spellEnd"/>
+      <w:r>
+        <w:rPr>
+          <w:rFonts w:ascii="맑은 고딕" w:eastAsia="맑은 고딕" w:hAnsi="맑은 고딕"/>
+          <w:lang w:eastAsia="ko-KR"/>
+        </w:rPr>
+        <w:t xml:space="preserve"> 기반 멀티 에이전트 시스템이다.</w:t>
       </w:r>
     </w:p>
     <w:p>
@@ -149,7 +227,71 @@
           <w:rFonts w:ascii="맑은 고딕" w:eastAsia="맑은 고딕" w:hAnsi="맑은 고딕"/>
           <w:lang w:eastAsia="ko-KR"/>
         </w:rPr>
-        <w:t>시스템은 회기 기본 정보, 상담사 메모, 축어록/STT 텍스트, 이전 회기 요약, 상담 목표, 선택적 심리검사 메모를 입력으로 받는다. FastAPI 백엔드는 6개 노드로 구성된 LangGraph workflow를 실행하며, 입력 정제, 상담 내용 구조화, 생성 문장과 근거 연결, 수정 가능한 회기요약 초안 생성, 근거 부족·민감정보 검토, 문서 변환 미리보기를 순차적으로 수행한다.</w:t>
+        <w:t xml:space="preserve">시스템은 회기 기본 정보, 상담사 메모, </w:t>
+      </w:r>
+      <w:proofErr w:type="spellStart"/>
+      <w:r>
+        <w:rPr>
+          <w:rFonts w:ascii="맑은 고딕" w:eastAsia="맑은 고딕" w:hAnsi="맑은 고딕"/>
+          <w:lang w:eastAsia="ko-KR"/>
+        </w:rPr>
+        <w:t>축어록</w:t>
+      </w:r>
+      <w:proofErr w:type="spellEnd"/>
+      <w:r>
+        <w:rPr>
+          <w:rFonts w:ascii="맑은 고딕" w:eastAsia="맑은 고딕" w:hAnsi="맑은 고딕"/>
+          <w:lang w:eastAsia="ko-KR"/>
+        </w:rPr>
+        <w:t xml:space="preserve">/STT 텍스트, 이전 회기 요약, 상담 목표, 선택적 심리검사 메모를 입력으로 받는다. </w:t>
+      </w:r>
+      <w:proofErr w:type="spellStart"/>
+      <w:r>
+        <w:rPr>
+          <w:rFonts w:ascii="맑은 고딕" w:eastAsia="맑은 고딕" w:hAnsi="맑은 고딕"/>
+          <w:lang w:eastAsia="ko-KR"/>
+        </w:rPr>
+        <w:t>FastAPI</w:t>
+      </w:r>
+      <w:proofErr w:type="spellEnd"/>
+      <w:r>
+        <w:rPr>
+          <w:rFonts w:ascii="맑은 고딕" w:eastAsia="맑은 고딕" w:hAnsi="맑은 고딕"/>
+          <w:lang w:eastAsia="ko-KR"/>
+        </w:rPr>
+        <w:t xml:space="preserve"> </w:t>
+      </w:r>
+      <w:proofErr w:type="spellStart"/>
+      <w:r>
+        <w:rPr>
+          <w:rFonts w:ascii="맑은 고딕" w:eastAsia="맑은 고딕" w:hAnsi="맑은 고딕"/>
+          <w:lang w:eastAsia="ko-KR"/>
+        </w:rPr>
+        <w:t>백엔드는</w:t>
+      </w:r>
+      <w:proofErr w:type="spellEnd"/>
+      <w:r>
+        <w:rPr>
+          <w:rFonts w:ascii="맑은 고딕" w:eastAsia="맑은 고딕" w:hAnsi="맑은 고딕"/>
+          <w:lang w:eastAsia="ko-KR"/>
+        </w:rPr>
+        <w:t xml:space="preserve"> 6개 노드로 구성된 </w:t>
+      </w:r>
+      <w:proofErr w:type="spellStart"/>
+      <w:r>
+        <w:rPr>
+          <w:rFonts w:ascii="맑은 고딕" w:eastAsia="맑은 고딕" w:hAnsi="맑은 고딕"/>
+          <w:lang w:eastAsia="ko-KR"/>
+        </w:rPr>
+        <w:t>LangGraph</w:t>
+      </w:r>
+      <w:proofErr w:type="spellEnd"/>
+      <w:r>
+        <w:rPr>
+          <w:rFonts w:ascii="맑은 고딕" w:eastAsia="맑은 고딕" w:hAnsi="맑은 고딕"/>
+          <w:lang w:eastAsia="ko-KR"/>
+        </w:rPr>
+        <w:t xml:space="preserve"> workflow를 실행하며, 입력 정제, 상담 내용 구조화, 생성 문장과 근거 연결, 수정 가능한 회기요약 초안 생성, 근거 부족·민감정보 검토, 문서 변환 미리보기를 순차적으로 수행한다.</w:t>
       </w:r>
     </w:p>
     <w:p>
@@ -233,7 +375,7 @@
       <w:pPr>
         <w:spacing w:after="64" w:line="250" w:lineRule="auto"/>
         <w:rPr>
-          <w:rFonts w:ascii="맑은 고딕" w:eastAsia="맑은 고딕" w:hAnsi="맑은 고딕" w:hint="eastAsia"/>
+          <w:rFonts w:ascii="맑은 고딕" w:eastAsia="맑은 고딕" w:hAnsi="맑은 고딕"/>
           <w:lang w:eastAsia="ko-KR"/>
         </w:rPr>
       </w:pPr>
@@ -308,8 +450,17 @@
                 <w:rFonts w:ascii="맑은 고딕" w:eastAsia="맑은 고딕" w:hAnsi="맑은 고딕" w:cs="NanumGothicCoding"/>
                 <w:sz w:val="14"/>
               </w:rPr>
-              <w:t>pip install uv</w:t>
-            </w:r>
+              <w:t xml:space="preserve">pip install </w:t>
+            </w:r>
+            <w:proofErr w:type="spellStart"/>
+            <w:r>
+              <w:rPr>
+                <w:rFonts w:ascii="맑은 고딕" w:eastAsia="맑은 고딕" w:hAnsi="맑은 고딕" w:cs="NanumGothicCoding"/>
+                <w:sz w:val="14"/>
+              </w:rPr>
+              <w:t>uv</w:t>
+            </w:r>
+            <w:proofErr w:type="spellEnd"/>
           </w:p>
           <w:p>
             <w:pPr>
@@ -318,12 +469,21 @@
                 <w:rFonts w:ascii="맑은 고딕" w:eastAsia="맑은 고딕" w:hAnsi="맑은 고딕"/>
               </w:rPr>
             </w:pPr>
+            <w:proofErr w:type="spellStart"/>
             <w:r>
               <w:rPr>
                 <w:rFonts w:ascii="맑은 고딕" w:eastAsia="맑은 고딕" w:hAnsi="맑은 고딕" w:cs="NanumGothicCoding"/>
                 <w:sz w:val="14"/>
               </w:rPr>
-              <w:t>uv sync --link-mode=copy</w:t>
+              <w:t>uv</w:t>
+            </w:r>
+            <w:proofErr w:type="spellEnd"/>
+            <w:r>
+              <w:rPr>
+                <w:rFonts w:ascii="맑은 고딕" w:eastAsia="맑은 고딕" w:hAnsi="맑은 고딕" w:cs="NanumGothicCoding"/>
+                <w:sz w:val="14"/>
+              </w:rPr>
+              <w:t xml:space="preserve"> sync --link-mode=copy</w:t>
             </w:r>
           </w:p>
         </w:tc>
@@ -385,8 +545,17 @@
                 <w:rFonts w:ascii="맑은 고딕" w:eastAsia="맑은 고딕" w:hAnsi="맑은 고딕" w:cs="NanumGothicCoding"/>
                 <w:sz w:val="14"/>
               </w:rPr>
-              <w:t>export OPENAI_API_KEY=your_api_key_here</w:t>
-            </w:r>
+              <w:t>export OPENAI_API_KEY=</w:t>
+            </w:r>
+            <w:proofErr w:type="spellStart"/>
+            <w:r>
+              <w:rPr>
+                <w:rFonts w:ascii="맑은 고딕" w:eastAsia="맑은 고딕" w:hAnsi="맑은 고딕" w:cs="NanumGothicCoding"/>
+                <w:sz w:val="14"/>
+              </w:rPr>
+              <w:t>your_api_key_here</w:t>
+            </w:r>
+            <w:proofErr w:type="spellEnd"/>
           </w:p>
           <w:p>
             <w:pPr>
@@ -462,7 +631,48 @@
                 <w:rFonts w:ascii="맑은 고딕" w:eastAsia="맑은 고딕" w:hAnsi="맑은 고딕" w:cs="NanumGothicCoding"/>
                 <w:sz w:val="14"/>
               </w:rPr>
-              <w:t>$env:OPENAI_API_KEY="your_api_key_here"</w:t>
+              <w:t>$</w:t>
+            </w:r>
+            <w:proofErr w:type="spellStart"/>
+            <w:proofErr w:type="gramStart"/>
+            <w:r>
+              <w:rPr>
+                <w:rFonts w:ascii="맑은 고딕" w:eastAsia="맑은 고딕" w:hAnsi="맑은 고딕" w:cs="NanumGothicCoding"/>
+                <w:sz w:val="14"/>
+              </w:rPr>
+              <w:t>env:OPENAI</w:t>
+            </w:r>
+            <w:proofErr w:type="gramEnd"/>
+            <w:r>
+              <w:rPr>
+                <w:rFonts w:ascii="맑은 고딕" w:eastAsia="맑은 고딕" w:hAnsi="맑은 고딕" w:cs="NanumGothicCoding"/>
+                <w:sz w:val="14"/>
+              </w:rPr>
+              <w:t>_API_KEY</w:t>
+            </w:r>
+            <w:proofErr w:type="spellEnd"/>
+            <w:r>
+              <w:rPr>
+                <w:rFonts w:ascii="맑은 고딕" w:eastAsia="맑은 고딕" w:hAnsi="맑은 고딕" w:cs="NanumGothicCoding"/>
+                <w:sz w:val="14"/>
+              </w:rPr>
+              <w:t>="</w:t>
+            </w:r>
+            <w:proofErr w:type="spellStart"/>
+            <w:r>
+              <w:rPr>
+                <w:rFonts w:ascii="맑은 고딕" w:eastAsia="맑은 고딕" w:hAnsi="맑은 고딕" w:cs="NanumGothicCoding"/>
+                <w:sz w:val="14"/>
+              </w:rPr>
+              <w:t>your_api_key_here</w:t>
+            </w:r>
+            <w:proofErr w:type="spellEnd"/>
+            <w:r>
+              <w:rPr>
+                <w:rFonts w:ascii="맑은 고딕" w:eastAsia="맑은 고딕" w:hAnsi="맑은 고딕" w:cs="NanumGothicCoding"/>
+                <w:sz w:val="14"/>
+              </w:rPr>
+              <w:t>"</w:t>
             </w:r>
           </w:p>
           <w:p>
@@ -477,7 +687,32 @@
                 <w:rFonts w:ascii="맑은 고딕" w:eastAsia="맑은 고딕" w:hAnsi="맑은 고딕" w:cs="NanumGothicCoding"/>
                 <w:sz w:val="14"/>
               </w:rPr>
-              <w:t>$env:USE_STUB="0"</w:t>
+              <w:t>$</w:t>
+            </w:r>
+            <w:proofErr w:type="spellStart"/>
+            <w:proofErr w:type="gramStart"/>
+            <w:r>
+              <w:rPr>
+                <w:rFonts w:ascii="맑은 고딕" w:eastAsia="맑은 고딕" w:hAnsi="맑은 고딕" w:cs="NanumGothicCoding"/>
+                <w:sz w:val="14"/>
+              </w:rPr>
+              <w:t>env:USE</w:t>
+            </w:r>
+            <w:proofErr w:type="gramEnd"/>
+            <w:r>
+              <w:rPr>
+                <w:rFonts w:ascii="맑은 고딕" w:eastAsia="맑은 고딕" w:hAnsi="맑은 고딕" w:cs="NanumGothicCoding"/>
+                <w:sz w:val="14"/>
+              </w:rPr>
+              <w:t>_STUB</w:t>
+            </w:r>
+            <w:proofErr w:type="spellEnd"/>
+            <w:r>
+              <w:rPr>
+                <w:rFonts w:ascii="맑은 고딕" w:eastAsia="맑은 고딕" w:hAnsi="맑은 고딕" w:cs="NanumGothicCoding"/>
+                <w:sz w:val="14"/>
+              </w:rPr>
+              <w:t>="0"</w:t>
             </w:r>
           </w:p>
         </w:tc>
@@ -520,12 +755,62 @@
                 <w:rFonts w:ascii="맑은 고딕" w:eastAsia="맑은 고딕" w:hAnsi="맑은 고딕"/>
               </w:rPr>
             </w:pPr>
+            <w:proofErr w:type="spellStart"/>
             <w:r>
               <w:rPr>
                 <w:rFonts w:ascii="맑은 고딕" w:eastAsia="맑은 고딕" w:hAnsi="맑은 고딕" w:cs="NanumGothicCoding"/>
                 <w:sz w:val="14"/>
               </w:rPr>
-              <w:t>uv run uvicorn app.main:app --reload</w:t>
+              <w:t>uv</w:t>
+            </w:r>
+            <w:proofErr w:type="spellEnd"/>
+            <w:r>
+              <w:rPr>
+                <w:rFonts w:ascii="맑은 고딕" w:eastAsia="맑은 고딕" w:hAnsi="맑은 고딕" w:cs="NanumGothicCoding"/>
+                <w:sz w:val="14"/>
+              </w:rPr>
+              <w:t xml:space="preserve"> run </w:t>
+            </w:r>
+            <w:proofErr w:type="spellStart"/>
+            <w:r>
+              <w:rPr>
+                <w:rFonts w:ascii="맑은 고딕" w:eastAsia="맑은 고딕" w:hAnsi="맑은 고딕" w:cs="NanumGothicCoding"/>
+                <w:sz w:val="14"/>
+              </w:rPr>
+              <w:t>uvicorn</w:t>
+            </w:r>
+            <w:proofErr w:type="spellEnd"/>
+            <w:r>
+              <w:rPr>
+                <w:rFonts w:ascii="맑은 고딕" w:eastAsia="맑은 고딕" w:hAnsi="맑은 고딕" w:cs="NanumGothicCoding"/>
+                <w:sz w:val="14"/>
+              </w:rPr>
+              <w:t xml:space="preserve"> </w:t>
+            </w:r>
+            <w:proofErr w:type="spellStart"/>
+            <w:proofErr w:type="gramStart"/>
+            <w:r>
+              <w:rPr>
+                <w:rFonts w:ascii="맑은 고딕" w:eastAsia="맑은 고딕" w:hAnsi="맑은 고딕" w:cs="NanumGothicCoding"/>
+                <w:sz w:val="14"/>
+              </w:rPr>
+              <w:t>app.main</w:t>
+            </w:r>
+            <w:proofErr w:type="gramEnd"/>
+            <w:r>
+              <w:rPr>
+                <w:rFonts w:ascii="맑은 고딕" w:eastAsia="맑은 고딕" w:hAnsi="맑은 고딕" w:cs="NanumGothicCoding"/>
+                <w:sz w:val="14"/>
+              </w:rPr>
+              <w:t>:app</w:t>
+            </w:r>
+            <w:proofErr w:type="spellEnd"/>
+            <w:r>
+              <w:rPr>
+                <w:rFonts w:ascii="맑은 고딕" w:eastAsia="맑은 고딕" w:hAnsi="맑은 고딕" w:cs="NanumGothicCoding"/>
+                <w:sz w:val="14"/>
+              </w:rPr>
+              <w:t xml:space="preserve"> --reload</w:t>
             </w:r>
           </w:p>
         </w:tc>
@@ -597,12 +882,21 @@
                 <w:rFonts w:ascii="맑은 고딕" w:eastAsia="맑은 고딕" w:hAnsi="맑은 고딕"/>
               </w:rPr>
             </w:pPr>
+            <w:proofErr w:type="spellStart"/>
             <w:r>
               <w:rPr>
                 <w:rFonts w:ascii="맑은 고딕" w:eastAsia="맑은 고딕" w:hAnsi="맑은 고딕" w:cs="NanumGothicCoding"/>
                 <w:sz w:val="14"/>
               </w:rPr>
-              <w:t>pnpm install</w:t>
+              <w:t>pnpm</w:t>
+            </w:r>
+            <w:proofErr w:type="spellEnd"/>
+            <w:r>
+              <w:rPr>
+                <w:rFonts w:ascii="맑은 고딕" w:eastAsia="맑은 고딕" w:hAnsi="맑은 고딕" w:cs="NanumGothicCoding"/>
+                <w:sz w:val="14"/>
+              </w:rPr>
+              <w:t xml:space="preserve"> install</w:t>
             </w:r>
           </w:p>
           <w:p>
@@ -612,12 +906,21 @@
                 <w:rFonts w:ascii="맑은 고딕" w:eastAsia="맑은 고딕" w:hAnsi="맑은 고딕"/>
               </w:rPr>
             </w:pPr>
+            <w:proofErr w:type="spellStart"/>
             <w:r>
               <w:rPr>
                 <w:rFonts w:ascii="맑은 고딕" w:eastAsia="맑은 고딕" w:hAnsi="맑은 고딕" w:cs="NanumGothicCoding"/>
                 <w:sz w:val="14"/>
               </w:rPr>
-              <w:t>pnpm dev</w:t>
+              <w:t>pnpm</w:t>
+            </w:r>
+            <w:proofErr w:type="spellEnd"/>
+            <w:r>
+              <w:rPr>
+                <w:rFonts w:ascii="맑은 고딕" w:eastAsia="맑은 고딕" w:hAnsi="맑은 고딕" w:cs="NanumGothicCoding"/>
+                <w:sz w:val="14"/>
+              </w:rPr>
+              <w:t xml:space="preserve"> dev</w:t>
             </w:r>
           </w:p>
         </w:tc>
@@ -642,7 +945,21 @@
         <w:rPr>
           <w:rFonts w:ascii="맑은 고딕" w:eastAsia="맑은 고딕" w:hAnsi="맑은 고딕"/>
         </w:rPr>
-        <w:t>If pnpm is not available, use:</w:t>
+        <w:t xml:space="preserve">If </w:t>
+      </w:r>
+      <w:proofErr w:type="spellStart"/>
+      <w:r>
+        <w:rPr>
+          <w:rFonts w:ascii="맑은 고딕" w:eastAsia="맑은 고딕" w:hAnsi="맑은 고딕"/>
+        </w:rPr>
+        <w:t>pnpm</w:t>
+      </w:r>
+      <w:proofErr w:type="spellEnd"/>
+      <w:r>
+        <w:rPr>
+          <w:rFonts w:ascii="맑은 고딕" w:eastAsia="맑은 고딕" w:hAnsi="맑은 고딕"/>
+        </w:rPr>
+        <w:t xml:space="preserve"> is not available, use:</w:t>
       </w:r>
     </w:p>
     <w:tbl>
@@ -674,12 +991,21 @@
                 <w:rFonts w:ascii="맑은 고딕" w:eastAsia="맑은 고딕" w:hAnsi="맑은 고딕"/>
               </w:rPr>
             </w:pPr>
+            <w:proofErr w:type="spellStart"/>
             <w:r>
               <w:rPr>
                 <w:rFonts w:ascii="맑은 고딕" w:eastAsia="맑은 고딕" w:hAnsi="맑은 고딕" w:cs="NanumGothicCoding"/>
                 <w:sz w:val="14"/>
               </w:rPr>
-              <w:t>npm install</w:t>
+              <w:t>npm</w:t>
+            </w:r>
+            <w:proofErr w:type="spellEnd"/>
+            <w:r>
+              <w:rPr>
+                <w:rFonts w:ascii="맑은 고딕" w:eastAsia="맑은 고딕" w:hAnsi="맑은 고딕" w:cs="NanumGothicCoding"/>
+                <w:sz w:val="14"/>
+              </w:rPr>
+              <w:t xml:space="preserve"> install</w:t>
             </w:r>
           </w:p>
           <w:p>
@@ -689,12 +1015,21 @@
                 <w:rFonts w:ascii="맑은 고딕" w:eastAsia="맑은 고딕" w:hAnsi="맑은 고딕"/>
               </w:rPr>
             </w:pPr>
+            <w:proofErr w:type="spellStart"/>
             <w:r>
               <w:rPr>
                 <w:rFonts w:ascii="맑은 고딕" w:eastAsia="맑은 고딕" w:hAnsi="맑은 고딕" w:cs="NanumGothicCoding"/>
                 <w:sz w:val="14"/>
               </w:rPr>
-              <w:t>npm run dev</w:t>
+              <w:t>npm</w:t>
+            </w:r>
+            <w:proofErr w:type="spellEnd"/>
+            <w:r>
+              <w:rPr>
+                <w:rFonts w:ascii="맑은 고딕" w:eastAsia="맑은 고딕" w:hAnsi="맑은 고딕" w:cs="NanumGothicCoding"/>
+                <w:sz w:val="14"/>
+              </w:rPr>
+              <w:t xml:space="preserve"> run dev</w:t>
             </w:r>
           </w:p>
         </w:tc>
@@ -828,12 +1163,21 @@
                 <w:rFonts w:ascii="맑은 고딕" w:eastAsia="맑은 고딕" w:hAnsi="맑은 고딕"/>
               </w:rPr>
             </w:pPr>
+            <w:proofErr w:type="spellStart"/>
             <w:r>
               <w:rPr>
                 <w:rFonts w:ascii="맑은 고딕" w:eastAsia="맑은 고딕" w:hAnsi="맑은 고딕" w:cs="NanumGothicCoding"/>
                 <w:sz w:val="14"/>
               </w:rPr>
-              <w:t>uv run python smoke_test.py</w:t>
+              <w:t>uv</w:t>
+            </w:r>
+            <w:proofErr w:type="spellEnd"/>
+            <w:r>
+              <w:rPr>
+                <w:rFonts w:ascii="맑은 고딕" w:eastAsia="맑은 고딕" w:hAnsi="맑은 고딕" w:cs="NanumGothicCoding"/>
+                <w:sz w:val="14"/>
+              </w:rPr>
+              <w:t xml:space="preserve"> run python smoke_test.py</w:t>
             </w:r>
           </w:p>
         </w:tc>
@@ -862,8 +1206,39 @@
           <w:sz w:val="25"/>
         </w:rPr>
         <w:lastRenderedPageBreak/>
-        <w:t>3. 요구사항 매핑</w:t>
-      </w:r>
+        <w:t xml:space="preserve">3. </w:t>
+      </w:r>
+      <w:proofErr w:type="spellStart"/>
+      <w:r>
+        <w:rPr>
+          <w:rFonts w:ascii="맑은 고딕" w:eastAsia="맑은 고딕" w:hAnsi="맑은 고딕"/>
+          <w:b/>
+          <w:color w:val="1F4E79"/>
+          <w:sz w:val="25"/>
+        </w:rPr>
+        <w:t>요구사항</w:t>
+      </w:r>
+      <w:proofErr w:type="spellEnd"/>
+      <w:r>
+        <w:rPr>
+          <w:rFonts w:ascii="맑은 고딕" w:eastAsia="맑은 고딕" w:hAnsi="맑은 고딕"/>
+          <w:b/>
+          <w:color w:val="1F4E79"/>
+          <w:sz w:val="25"/>
+        </w:rPr>
+        <w:t xml:space="preserve"> </w:t>
+      </w:r>
+      <w:proofErr w:type="spellStart"/>
+      <w:r>
+        <w:rPr>
+          <w:rFonts w:ascii="맑은 고딕" w:eastAsia="맑은 고딕" w:hAnsi="맑은 고딕"/>
+          <w:b/>
+          <w:color w:val="1F4E79"/>
+          <w:sz w:val="25"/>
+        </w:rPr>
+        <w:t>매핑</w:t>
+      </w:r>
+      <w:proofErr w:type="spellEnd"/>
     </w:p>
     <w:tbl>
       <w:tblPr>
@@ -970,12 +1345,85 @@
                 <w:rFonts w:ascii="맑은 고딕" w:eastAsia="맑은 고딕" w:hAnsi="맑은 고딕"/>
               </w:rPr>
             </w:pPr>
+            <w:proofErr w:type="spellStart"/>
             <w:r>
               <w:rPr>
                 <w:rFonts w:ascii="맑은 고딕" w:eastAsia="맑은 고딕" w:hAnsi="맑은 고딕"/>
                 <w:sz w:val="13"/>
               </w:rPr>
-              <w:t>LangGraph는 backend/app/graph/graph.py에서 StateGraph, graph node, edge, compiled workflow execution 형태로 사용된다.</w:t>
+              <w:t>LangGraph는</w:t>
+            </w:r>
+            <w:proofErr w:type="spellEnd"/>
+            <w:r>
+              <w:rPr>
+                <w:rFonts w:ascii="맑은 고딕" w:eastAsia="맑은 고딕" w:hAnsi="맑은 고딕"/>
+                <w:sz w:val="13"/>
+              </w:rPr>
+              <w:t xml:space="preserve"> backend/app/graph/</w:t>
+            </w:r>
+            <w:proofErr w:type="spellStart"/>
+            <w:r>
+              <w:rPr>
+                <w:rFonts w:ascii="맑은 고딕" w:eastAsia="맑은 고딕" w:hAnsi="맑은 고딕"/>
+                <w:sz w:val="13"/>
+              </w:rPr>
+              <w:t>graph.py에서</w:t>
+            </w:r>
+            <w:proofErr w:type="spellEnd"/>
+            <w:r>
+              <w:rPr>
+                <w:rFonts w:ascii="맑은 고딕" w:eastAsia="맑은 고딕" w:hAnsi="맑은 고딕"/>
+                <w:sz w:val="13"/>
+              </w:rPr>
+              <w:t xml:space="preserve"> </w:t>
+            </w:r>
+            <w:proofErr w:type="spellStart"/>
+            <w:r>
+              <w:rPr>
+                <w:rFonts w:ascii="맑은 고딕" w:eastAsia="맑은 고딕" w:hAnsi="맑은 고딕"/>
+                <w:sz w:val="13"/>
+              </w:rPr>
+              <w:t>StateGraph</w:t>
+            </w:r>
+            <w:proofErr w:type="spellEnd"/>
+            <w:r>
+              <w:rPr>
+                <w:rFonts w:ascii="맑은 고딕" w:eastAsia="맑은 고딕" w:hAnsi="맑은 고딕"/>
+                <w:sz w:val="13"/>
+              </w:rPr>
+              <w:t xml:space="preserve">, graph node, edge, compiled workflow execution </w:t>
+            </w:r>
+            <w:proofErr w:type="spellStart"/>
+            <w:r>
+              <w:rPr>
+                <w:rFonts w:ascii="맑은 고딕" w:eastAsia="맑은 고딕" w:hAnsi="맑은 고딕"/>
+                <w:sz w:val="13"/>
+              </w:rPr>
+              <w:t>형태로</w:t>
+            </w:r>
+            <w:proofErr w:type="spellEnd"/>
+            <w:r>
+              <w:rPr>
+                <w:rFonts w:ascii="맑은 고딕" w:eastAsia="맑은 고딕" w:hAnsi="맑은 고딕"/>
+                <w:sz w:val="13"/>
+              </w:rPr>
+              <w:t xml:space="preserve"> </w:t>
+            </w:r>
+            <w:proofErr w:type="spellStart"/>
+            <w:r>
+              <w:rPr>
+                <w:rFonts w:ascii="맑은 고딕" w:eastAsia="맑은 고딕" w:hAnsi="맑은 고딕"/>
+                <w:sz w:val="13"/>
+              </w:rPr>
+              <w:t>사용된다</w:t>
+            </w:r>
+            <w:proofErr w:type="spellEnd"/>
+            <w:r>
+              <w:rPr>
+                <w:rFonts w:ascii="맑은 고딕" w:eastAsia="맑은 고딕" w:hAnsi="맑은 고딕"/>
+                <w:sz w:val="13"/>
+              </w:rPr>
+              <w:t>.</w:t>
             </w:r>
           </w:p>
         </w:tc>
@@ -1022,7 +1470,71 @@
                 <w:rFonts w:ascii="맑은 고딕" w:eastAsia="맑은 고딕" w:hAnsi="맑은 고딕"/>
                 <w:sz w:val="13"/>
               </w:rPr>
-              <w:t>Input Sanitization, Session Structuring, Evidence Mapping, Summary Draft, Verification &amp; Review, Document Transform Preview까지 총 6개 graph node가 구현되어 있다.</w:t>
+              <w:t xml:space="preserve">Input Sanitization, Session Structuring, Evidence Mapping, Summary Draft, Verification &amp; Review, Document Transform </w:t>
+            </w:r>
+            <w:proofErr w:type="spellStart"/>
+            <w:r>
+              <w:rPr>
+                <w:rFonts w:ascii="맑은 고딕" w:eastAsia="맑은 고딕" w:hAnsi="맑은 고딕"/>
+                <w:sz w:val="13"/>
+              </w:rPr>
+              <w:t>Preview까지</w:t>
+            </w:r>
+            <w:proofErr w:type="spellEnd"/>
+            <w:r>
+              <w:rPr>
+                <w:rFonts w:ascii="맑은 고딕" w:eastAsia="맑은 고딕" w:hAnsi="맑은 고딕"/>
+                <w:sz w:val="13"/>
+              </w:rPr>
+              <w:t xml:space="preserve"> 총 6개 graph </w:t>
+            </w:r>
+            <w:proofErr w:type="spellStart"/>
+            <w:r>
+              <w:rPr>
+                <w:rFonts w:ascii="맑은 고딕" w:eastAsia="맑은 고딕" w:hAnsi="맑은 고딕"/>
+                <w:sz w:val="13"/>
+              </w:rPr>
+              <w:t>node가</w:t>
+            </w:r>
+            <w:proofErr w:type="spellEnd"/>
+            <w:r>
+              <w:rPr>
+                <w:rFonts w:ascii="맑은 고딕" w:eastAsia="맑은 고딕" w:hAnsi="맑은 고딕"/>
+                <w:sz w:val="13"/>
+              </w:rPr>
+              <w:t xml:space="preserve"> </w:t>
+            </w:r>
+            <w:proofErr w:type="spellStart"/>
+            <w:r>
+              <w:rPr>
+                <w:rFonts w:ascii="맑은 고딕" w:eastAsia="맑은 고딕" w:hAnsi="맑은 고딕"/>
+                <w:sz w:val="13"/>
+              </w:rPr>
+              <w:t>구현되어</w:t>
+            </w:r>
+            <w:proofErr w:type="spellEnd"/>
+            <w:r>
+              <w:rPr>
+                <w:rFonts w:ascii="맑은 고딕" w:eastAsia="맑은 고딕" w:hAnsi="맑은 고딕"/>
+                <w:sz w:val="13"/>
+              </w:rPr>
+              <w:t xml:space="preserve"> </w:t>
+            </w:r>
+            <w:proofErr w:type="spellStart"/>
+            <w:r>
+              <w:rPr>
+                <w:rFonts w:ascii="맑은 고딕" w:eastAsia="맑은 고딕" w:hAnsi="맑은 고딕"/>
+                <w:sz w:val="13"/>
+              </w:rPr>
+              <w:t>있다</w:t>
+            </w:r>
+            <w:proofErr w:type="spellEnd"/>
+            <w:r>
+              <w:rPr>
+                <w:rFonts w:ascii="맑은 고딕" w:eastAsia="맑은 고딕" w:hAnsi="맑은 고딕"/>
+                <w:sz w:val="13"/>
+              </w:rPr>
+              <w:t>.</w:t>
             </w:r>
           </w:p>
         </w:tc>
@@ -1069,7 +1581,71 @@
                 <w:rFonts w:ascii="맑은 고딕" w:eastAsia="맑은 고딕" w:hAnsi="맑은 고딕"/>
                 <w:sz w:val="13"/>
               </w:rPr>
-              <w:t>Graph orchestration, prompt chaining, evidence grounding, structured output, fallback routing, critic-review, guardrails, human-in-the-loop review 등 5개 이상의 agentic design pattern이 구현되어 있다.</w:t>
+              <w:t xml:space="preserve">Graph orchestration, prompt chaining, evidence grounding, structured output, fallback routing, critic-review, guardrails, human-in-the-loop review 등 5개 </w:t>
+            </w:r>
+            <w:proofErr w:type="spellStart"/>
+            <w:r>
+              <w:rPr>
+                <w:rFonts w:ascii="맑은 고딕" w:eastAsia="맑은 고딕" w:hAnsi="맑은 고딕"/>
+                <w:sz w:val="13"/>
+              </w:rPr>
+              <w:t>이상의</w:t>
+            </w:r>
+            <w:proofErr w:type="spellEnd"/>
+            <w:r>
+              <w:rPr>
+                <w:rFonts w:ascii="맑은 고딕" w:eastAsia="맑은 고딕" w:hAnsi="맑은 고딕"/>
+                <w:sz w:val="13"/>
+              </w:rPr>
+              <w:t xml:space="preserve"> agentic design </w:t>
+            </w:r>
+            <w:proofErr w:type="spellStart"/>
+            <w:r>
+              <w:rPr>
+                <w:rFonts w:ascii="맑은 고딕" w:eastAsia="맑은 고딕" w:hAnsi="맑은 고딕"/>
+                <w:sz w:val="13"/>
+              </w:rPr>
+              <w:t>pattern이</w:t>
+            </w:r>
+            <w:proofErr w:type="spellEnd"/>
+            <w:r>
+              <w:rPr>
+                <w:rFonts w:ascii="맑은 고딕" w:eastAsia="맑은 고딕" w:hAnsi="맑은 고딕"/>
+                <w:sz w:val="13"/>
+              </w:rPr>
+              <w:t xml:space="preserve"> </w:t>
+            </w:r>
+            <w:proofErr w:type="spellStart"/>
+            <w:r>
+              <w:rPr>
+                <w:rFonts w:ascii="맑은 고딕" w:eastAsia="맑은 고딕" w:hAnsi="맑은 고딕"/>
+                <w:sz w:val="13"/>
+              </w:rPr>
+              <w:t>구현되어</w:t>
+            </w:r>
+            <w:proofErr w:type="spellEnd"/>
+            <w:r>
+              <w:rPr>
+                <w:rFonts w:ascii="맑은 고딕" w:eastAsia="맑은 고딕" w:hAnsi="맑은 고딕"/>
+                <w:sz w:val="13"/>
+              </w:rPr>
+              <w:t xml:space="preserve"> </w:t>
+            </w:r>
+            <w:proofErr w:type="spellStart"/>
+            <w:r>
+              <w:rPr>
+                <w:rFonts w:ascii="맑은 고딕" w:eastAsia="맑은 고딕" w:hAnsi="맑은 고딕"/>
+                <w:sz w:val="13"/>
+              </w:rPr>
+              <w:t>있다</w:t>
+            </w:r>
+            <w:proofErr w:type="spellEnd"/>
+            <w:r>
+              <w:rPr>
+                <w:rFonts w:ascii="맑은 고딕" w:eastAsia="맑은 고딕" w:hAnsi="맑은 고딕"/>
+                <w:sz w:val="13"/>
+              </w:rPr>
+              <w:t>.</w:t>
             </w:r>
           </w:p>
         </w:tc>
@@ -1112,13 +1688,61 @@
                 <w:lang w:eastAsia="ko-KR"/>
               </w:rPr>
             </w:pPr>
+            <w:proofErr w:type="spellStart"/>
+            <w:proofErr w:type="gramStart"/>
             <w:r>
               <w:rPr>
                 <w:rFonts w:ascii="맑은 고딕" w:eastAsia="맑은 고딕" w:hAnsi="맑은 고딕"/>
                 <w:sz w:val="13"/>
                 <w:lang w:eastAsia="ko-KR"/>
               </w:rPr>
-              <w:t>Re:mind는 Homework #2의 CrewAI ResearchPilot 시스템과 별도로 동작하는 독립적인 심리상담 문서화 보조 시스템이다.</w:t>
+              <w:t>Re:mind</w:t>
+            </w:r>
+            <w:proofErr w:type="spellEnd"/>
+            <w:proofErr w:type="gramEnd"/>
+            <w:r>
+              <w:rPr>
+                <w:rFonts w:ascii="맑은 고딕" w:eastAsia="맑은 고딕" w:hAnsi="맑은 고딕"/>
+                <w:sz w:val="13"/>
+                <w:lang w:eastAsia="ko-KR"/>
+              </w:rPr>
+              <w:t xml:space="preserve">는 Homework #2의 </w:t>
+            </w:r>
+            <w:proofErr w:type="spellStart"/>
+            <w:r>
+              <w:rPr>
+                <w:rFonts w:ascii="맑은 고딕" w:eastAsia="맑은 고딕" w:hAnsi="맑은 고딕"/>
+                <w:sz w:val="13"/>
+                <w:lang w:eastAsia="ko-KR"/>
+              </w:rPr>
+              <w:t>CrewAI</w:t>
+            </w:r>
+            <w:proofErr w:type="spellEnd"/>
+            <w:r>
+              <w:rPr>
+                <w:rFonts w:ascii="맑은 고딕" w:eastAsia="맑은 고딕" w:hAnsi="맑은 고딕"/>
+                <w:sz w:val="13"/>
+                <w:lang w:eastAsia="ko-KR"/>
+              </w:rPr>
+              <w:t xml:space="preserve"> </w:t>
+            </w:r>
+            <w:proofErr w:type="spellStart"/>
+            <w:r>
+              <w:rPr>
+                <w:rFonts w:ascii="맑은 고딕" w:eastAsia="맑은 고딕" w:hAnsi="맑은 고딕"/>
+                <w:sz w:val="13"/>
+                <w:lang w:eastAsia="ko-KR"/>
+              </w:rPr>
+              <w:t>ResearchPilot</w:t>
+            </w:r>
+            <w:proofErr w:type="spellEnd"/>
+            <w:r>
+              <w:rPr>
+                <w:rFonts w:ascii="맑은 고딕" w:eastAsia="맑은 고딕" w:hAnsi="맑은 고딕"/>
+                <w:sz w:val="13"/>
+                <w:lang w:eastAsia="ko-KR"/>
+              </w:rPr>
+              <w:t xml:space="preserve"> 시스템과 별도로 동작하는 독립적인 심리상담 문서화 보조 시스템이다.</w:t>
             </w:r>
           </w:p>
         </w:tc>
@@ -1160,12 +1784,53 @@
                 <w:rFonts w:ascii="맑은 고딕" w:eastAsia="맑은 고딕" w:hAnsi="맑은 고딕"/>
               </w:rPr>
             </w:pPr>
+            <w:proofErr w:type="spellStart"/>
             <w:r>
               <w:rPr>
                 <w:rFonts w:ascii="맑은 고딕" w:eastAsia="맑은 고딕" w:hAnsi="맑은 고딕"/>
                 <w:sz w:val="13"/>
               </w:rPr>
-              <w:t>백엔드는 structured case data, evidence mapping, editable summary draft, verification report, document transform preview, confirmed-note draft metadata, sanitized input을 반환한다.</w:t>
+              <w:t>백엔드는</w:t>
+            </w:r>
+            <w:proofErr w:type="spellEnd"/>
+            <w:r>
+              <w:rPr>
+                <w:rFonts w:ascii="맑은 고딕" w:eastAsia="맑은 고딕" w:hAnsi="맑은 고딕"/>
+                <w:sz w:val="13"/>
+              </w:rPr>
+              <w:t xml:space="preserve"> structured case data, evidence mapping, editable summary draft, verification report, document transform preview, confirmed-note draft metadata, sanitized </w:t>
+            </w:r>
+            <w:proofErr w:type="spellStart"/>
+            <w:r>
+              <w:rPr>
+                <w:rFonts w:ascii="맑은 고딕" w:eastAsia="맑은 고딕" w:hAnsi="맑은 고딕"/>
+                <w:sz w:val="13"/>
+              </w:rPr>
+              <w:t>input을</w:t>
+            </w:r>
+            <w:proofErr w:type="spellEnd"/>
+            <w:r>
+              <w:rPr>
+                <w:rFonts w:ascii="맑은 고딕" w:eastAsia="맑은 고딕" w:hAnsi="맑은 고딕"/>
+                <w:sz w:val="13"/>
+              </w:rPr>
+              <w:t xml:space="preserve"> </w:t>
+            </w:r>
+            <w:proofErr w:type="spellStart"/>
+            <w:r>
+              <w:rPr>
+                <w:rFonts w:ascii="맑은 고딕" w:eastAsia="맑은 고딕" w:hAnsi="맑은 고딕"/>
+                <w:sz w:val="13"/>
+              </w:rPr>
+              <w:t>반환한다</w:t>
+            </w:r>
+            <w:proofErr w:type="spellEnd"/>
+            <w:r>
+              <w:rPr>
+                <w:rFonts w:ascii="맑은 고딕" w:eastAsia="맑은 고딕" w:hAnsi="맑은 고딕"/>
+                <w:sz w:val="13"/>
+              </w:rPr>
+              <w:t>.</w:t>
             </w:r>
           </w:p>
         </w:tc>
@@ -1207,12 +1872,149 @@
                 <w:rFonts w:ascii="맑은 고딕" w:eastAsia="맑은 고딕" w:hAnsi="맑은 고딕"/>
               </w:rPr>
             </w:pPr>
+            <w:proofErr w:type="spellStart"/>
             <w:r>
               <w:rPr>
                 <w:rFonts w:ascii="맑은 고딕" w:eastAsia="맑은 고딕" w:hAnsi="맑은 고딕"/>
                 <w:sz w:val="13"/>
               </w:rPr>
-              <w:t>uv run python smoke_test.py 명령은 API key 없이 실행되며 /api/health와 /api/notes/generate를 검증한다.</w:t>
+              <w:t>uv</w:t>
+            </w:r>
+            <w:proofErr w:type="spellEnd"/>
+            <w:r>
+              <w:rPr>
+                <w:rFonts w:ascii="맑은 고딕" w:eastAsia="맑은 고딕" w:hAnsi="맑은 고딕"/>
+                <w:sz w:val="13"/>
+              </w:rPr>
+              <w:t xml:space="preserve"> run python smoke_test.py </w:t>
+            </w:r>
+            <w:proofErr w:type="spellStart"/>
+            <w:r>
+              <w:rPr>
+                <w:rFonts w:ascii="맑은 고딕" w:eastAsia="맑은 고딕" w:hAnsi="맑은 고딕"/>
+                <w:sz w:val="13"/>
+              </w:rPr>
+              <w:t>명령은</w:t>
+            </w:r>
+            <w:proofErr w:type="spellEnd"/>
+            <w:r>
+              <w:rPr>
+                <w:rFonts w:ascii="맑은 고딕" w:eastAsia="맑은 고딕" w:hAnsi="맑은 고딕"/>
+                <w:sz w:val="13"/>
+              </w:rPr>
+              <w:t xml:space="preserve"> API key </w:t>
+            </w:r>
+            <w:proofErr w:type="spellStart"/>
+            <w:r>
+              <w:rPr>
+                <w:rFonts w:ascii="맑은 고딕" w:eastAsia="맑은 고딕" w:hAnsi="맑은 고딕"/>
+                <w:sz w:val="13"/>
+              </w:rPr>
+              <w:t>없이</w:t>
+            </w:r>
+            <w:proofErr w:type="spellEnd"/>
+            <w:r>
+              <w:rPr>
+                <w:rFonts w:ascii="맑은 고딕" w:eastAsia="맑은 고딕" w:hAnsi="맑은 고딕"/>
+                <w:sz w:val="13"/>
+              </w:rPr>
+              <w:t xml:space="preserve"> </w:t>
+            </w:r>
+            <w:proofErr w:type="spellStart"/>
+            <w:r>
+              <w:rPr>
+                <w:rFonts w:ascii="맑은 고딕" w:eastAsia="맑은 고딕" w:hAnsi="맑은 고딕"/>
+                <w:sz w:val="13"/>
+              </w:rPr>
+              <w:t>실행되며</w:t>
+            </w:r>
+            <w:proofErr w:type="spellEnd"/>
+            <w:r>
+              <w:rPr>
+                <w:rFonts w:ascii="맑은 고딕" w:eastAsia="맑은 고딕" w:hAnsi="맑은 고딕"/>
+                <w:sz w:val="13"/>
+              </w:rPr>
+              <w:t xml:space="preserve"> /</w:t>
+            </w:r>
+            <w:proofErr w:type="spellStart"/>
+            <w:r>
+              <w:rPr>
+                <w:rFonts w:ascii="맑은 고딕" w:eastAsia="맑은 고딕" w:hAnsi="맑은 고딕"/>
+                <w:sz w:val="13"/>
+              </w:rPr>
+              <w:t>api</w:t>
+            </w:r>
+            <w:proofErr w:type="spellEnd"/>
+            <w:r>
+              <w:rPr>
+                <w:rFonts w:ascii="맑은 고딕" w:eastAsia="맑은 고딕" w:hAnsi="맑은 고딕"/>
+                <w:sz w:val="13"/>
+              </w:rPr>
+              <w:t>/</w:t>
+            </w:r>
+            <w:proofErr w:type="spellStart"/>
+            <w:r>
+              <w:rPr>
+                <w:rFonts w:ascii="맑은 고딕" w:eastAsia="맑은 고딕" w:hAnsi="맑은 고딕"/>
+                <w:sz w:val="13"/>
+              </w:rPr>
+              <w:t>health와</w:t>
+            </w:r>
+            <w:proofErr w:type="spellEnd"/>
+            <w:r>
+              <w:rPr>
+                <w:rFonts w:ascii="맑은 고딕" w:eastAsia="맑은 고딕" w:hAnsi="맑은 고딕"/>
+                <w:sz w:val="13"/>
+              </w:rPr>
+              <w:t xml:space="preserve"> /</w:t>
+            </w:r>
+            <w:proofErr w:type="spellStart"/>
+            <w:r>
+              <w:rPr>
+                <w:rFonts w:ascii="맑은 고딕" w:eastAsia="맑은 고딕" w:hAnsi="맑은 고딕"/>
+                <w:sz w:val="13"/>
+              </w:rPr>
+              <w:t>api</w:t>
+            </w:r>
+            <w:proofErr w:type="spellEnd"/>
+            <w:r>
+              <w:rPr>
+                <w:rFonts w:ascii="맑은 고딕" w:eastAsia="맑은 고딕" w:hAnsi="맑은 고딕"/>
+                <w:sz w:val="13"/>
+              </w:rPr>
+              <w:t>/notes/</w:t>
+            </w:r>
+            <w:proofErr w:type="spellStart"/>
+            <w:r>
+              <w:rPr>
+                <w:rFonts w:ascii="맑은 고딕" w:eastAsia="맑은 고딕" w:hAnsi="맑은 고딕"/>
+                <w:sz w:val="13"/>
+              </w:rPr>
+              <w:t>generate를</w:t>
+            </w:r>
+            <w:proofErr w:type="spellEnd"/>
+            <w:r>
+              <w:rPr>
+                <w:rFonts w:ascii="맑은 고딕" w:eastAsia="맑은 고딕" w:hAnsi="맑은 고딕"/>
+                <w:sz w:val="13"/>
+              </w:rPr>
+              <w:t xml:space="preserve"> </w:t>
+            </w:r>
+            <w:proofErr w:type="spellStart"/>
+            <w:r>
+              <w:rPr>
+                <w:rFonts w:ascii="맑은 고딕" w:eastAsia="맑은 고딕" w:hAnsi="맑은 고딕"/>
+                <w:sz w:val="13"/>
+              </w:rPr>
+              <w:t>검증한다</w:t>
+            </w:r>
+            <w:proofErr w:type="spellEnd"/>
+            <w:r>
+              <w:rPr>
+                <w:rFonts w:ascii="맑은 고딕" w:eastAsia="맑은 고딕" w:hAnsi="맑은 고딕"/>
+                <w:sz w:val="13"/>
+              </w:rPr>
+              <w:t>.</w:t>
             </w:r>
           </w:p>
         </w:tc>
@@ -1240,8 +2042,39 @@
           <w:color w:val="1F4E79"/>
           <w:sz w:val="25"/>
         </w:rPr>
-        <w:t>4. 에이전트 구성</w:t>
-      </w:r>
+        <w:t xml:space="preserve">4. </w:t>
+      </w:r>
+      <w:proofErr w:type="spellStart"/>
+      <w:r>
+        <w:rPr>
+          <w:rFonts w:ascii="맑은 고딕" w:eastAsia="맑은 고딕" w:hAnsi="맑은 고딕"/>
+          <w:b/>
+          <w:color w:val="1F4E79"/>
+          <w:sz w:val="25"/>
+        </w:rPr>
+        <w:t>에이전트</w:t>
+      </w:r>
+      <w:proofErr w:type="spellEnd"/>
+      <w:r>
+        <w:rPr>
+          <w:rFonts w:ascii="맑은 고딕" w:eastAsia="맑은 고딕" w:hAnsi="맑은 고딕"/>
+          <w:b/>
+          <w:color w:val="1F4E79"/>
+          <w:sz w:val="25"/>
+        </w:rPr>
+        <w:t xml:space="preserve"> </w:t>
+      </w:r>
+      <w:proofErr w:type="spellStart"/>
+      <w:r>
+        <w:rPr>
+          <w:rFonts w:ascii="맑은 고딕" w:eastAsia="맑은 고딕" w:hAnsi="맑은 고딕"/>
+          <w:b/>
+          <w:color w:val="1F4E79"/>
+          <w:sz w:val="25"/>
+        </w:rPr>
+        <w:t>구성</w:t>
+      </w:r>
+      <w:proofErr w:type="spellEnd"/>
     </w:p>
     <w:tbl>
       <w:tblPr>
@@ -1438,12 +2271,53 @@
                 <w:rFonts w:ascii="맑은 고딕" w:eastAsia="맑은 고딕" w:hAnsi="맑은 고딕"/>
               </w:rPr>
             </w:pPr>
+            <w:proofErr w:type="spellStart"/>
             <w:r>
               <w:rPr>
                 <w:rFonts w:ascii="맑은 고딕" w:eastAsia="맑은 고딕" w:hAnsi="맑은 고딕"/>
                 <w:sz w:val="12"/>
               </w:rPr>
-              <w:t>sanitized_input, 민감정보 후보, stub-mode flag</w:t>
+              <w:t>sanitized_input</w:t>
+            </w:r>
+            <w:proofErr w:type="spellEnd"/>
+            <w:r>
+              <w:rPr>
+                <w:rFonts w:ascii="맑은 고딕" w:eastAsia="맑은 고딕" w:hAnsi="맑은 고딕"/>
+                <w:sz w:val="12"/>
+              </w:rPr>
+              <w:t xml:space="preserve">, </w:t>
+            </w:r>
+            <w:proofErr w:type="spellStart"/>
+            <w:r>
+              <w:rPr>
+                <w:rFonts w:ascii="맑은 고딕" w:eastAsia="맑은 고딕" w:hAnsi="맑은 고딕"/>
+                <w:sz w:val="12"/>
+              </w:rPr>
+              <w:t>민감정보</w:t>
+            </w:r>
+            <w:proofErr w:type="spellEnd"/>
+            <w:r>
+              <w:rPr>
+                <w:rFonts w:ascii="맑은 고딕" w:eastAsia="맑은 고딕" w:hAnsi="맑은 고딕"/>
+                <w:sz w:val="12"/>
+              </w:rPr>
+              <w:t xml:space="preserve"> </w:t>
+            </w:r>
+            <w:proofErr w:type="spellStart"/>
+            <w:r>
+              <w:rPr>
+                <w:rFonts w:ascii="맑은 고딕" w:eastAsia="맑은 고딕" w:hAnsi="맑은 고딕"/>
+                <w:sz w:val="12"/>
+              </w:rPr>
+              <w:t>후보</w:t>
+            </w:r>
+            <w:proofErr w:type="spellEnd"/>
+            <w:r>
+              <w:rPr>
+                <w:rFonts w:ascii="맑은 고딕" w:eastAsia="맑은 고딕" w:hAnsi="맑은 고딕"/>
+                <w:sz w:val="12"/>
+              </w:rPr>
+              <w:t>, stub-mode flag</w:t>
             </w:r>
           </w:p>
         </w:tc>
@@ -1530,13 +2404,41 @@
                 <w:lang w:eastAsia="ko-KR"/>
               </w:rPr>
             </w:pPr>
+            <w:proofErr w:type="spellStart"/>
             <w:r>
               <w:rPr>
                 <w:rFonts w:ascii="맑은 고딕" w:eastAsia="맑은 고딕" w:hAnsi="맑은 고딕"/>
                 <w:sz w:val="12"/>
                 <w:lang w:eastAsia="ko-KR"/>
               </w:rPr>
-              <w:t>주호소, 회기 주제, 상담 내용, 상담자 개입, 내담자 반응, 주요 발화, 비언어 관찰, 성찰 후보, 다음 계획</w:t>
+              <w:t>주호소</w:t>
+            </w:r>
+            <w:proofErr w:type="spellEnd"/>
+            <w:r>
+              <w:rPr>
+                <w:rFonts w:ascii="맑은 고딕" w:eastAsia="맑은 고딕" w:hAnsi="맑은 고딕"/>
+                <w:sz w:val="12"/>
+                <w:lang w:eastAsia="ko-KR"/>
+              </w:rPr>
+              <w:t xml:space="preserve">, 회기 주제, 상담 내용, 상담자 개입, </w:t>
+            </w:r>
+            <w:proofErr w:type="spellStart"/>
+            <w:r>
+              <w:rPr>
+                <w:rFonts w:ascii="맑은 고딕" w:eastAsia="맑은 고딕" w:hAnsi="맑은 고딕"/>
+                <w:sz w:val="12"/>
+                <w:lang w:eastAsia="ko-KR"/>
+              </w:rPr>
+              <w:t>내담자</w:t>
+            </w:r>
+            <w:proofErr w:type="spellEnd"/>
+            <w:r>
+              <w:rPr>
+                <w:rFonts w:ascii="맑은 고딕" w:eastAsia="맑은 고딕" w:hAnsi="맑은 고딕"/>
+                <w:sz w:val="12"/>
+                <w:lang w:eastAsia="ko-KR"/>
+              </w:rPr>
+              <w:t xml:space="preserve"> 반응, 주요 발화, 비언어 관찰, 성찰 후보, 다음 계획</w:t>
             </w:r>
           </w:p>
         </w:tc>
@@ -1622,12 +2524,21 @@
                 <w:rFonts w:ascii="맑은 고딕" w:eastAsia="맑은 고딕" w:hAnsi="맑은 고딕"/>
               </w:rPr>
             </w:pPr>
+            <w:proofErr w:type="spellStart"/>
             <w:r>
               <w:rPr>
                 <w:rFonts w:ascii="맑은 고딕" w:eastAsia="맑은 고딕" w:hAnsi="맑은 고딕"/>
                 <w:sz w:val="12"/>
               </w:rPr>
-              <w:t>evidence_mapped_data: field, content, evidence type, source refs, review flag</w:t>
+              <w:t>evidence_mapped_data</w:t>
+            </w:r>
+            <w:proofErr w:type="spellEnd"/>
+            <w:r>
+              <w:rPr>
+                <w:rFonts w:ascii="맑은 고딕" w:eastAsia="맑은 고딕" w:hAnsi="맑은 고딕"/>
+                <w:sz w:val="12"/>
+              </w:rPr>
+              <w:t>: field, content, evidence type, source refs, review flag</w:t>
             </w:r>
           </w:p>
         </w:tc>
@@ -1713,12 +2624,21 @@
                 <w:rFonts w:ascii="맑은 고딕" w:eastAsia="맑은 고딕" w:hAnsi="맑은 고딕"/>
               </w:rPr>
             </w:pPr>
+            <w:proofErr w:type="spellStart"/>
             <w:r>
               <w:rPr>
                 <w:rFonts w:ascii="맑은 고딕" w:eastAsia="맑은 고딕" w:hAnsi="맑은 고딕"/>
                 <w:sz w:val="12"/>
               </w:rPr>
-              <w:t>session_summary_draft: section-level evidence type, source refs</w:t>
+              <w:t>session_summary_draft</w:t>
+            </w:r>
+            <w:proofErr w:type="spellEnd"/>
+            <w:r>
+              <w:rPr>
+                <w:rFonts w:ascii="맑은 고딕" w:eastAsia="맑은 고딕" w:hAnsi="맑은 고딕"/>
+                <w:sz w:val="12"/>
+              </w:rPr>
+              <w:t>: section-level evidence type, source refs</w:t>
             </w:r>
           </w:p>
         </w:tc>
@@ -1781,12 +2701,117 @@
                 <w:rFonts w:ascii="맑은 고딕" w:eastAsia="맑은 고딕" w:hAnsi="맑은 고딕"/>
               </w:rPr>
             </w:pPr>
+            <w:proofErr w:type="spellStart"/>
             <w:r>
               <w:rPr>
                 <w:rFonts w:ascii="맑은 고딕" w:eastAsia="맑은 고딕" w:hAnsi="맑은 고딕"/>
                 <w:sz w:val="12"/>
               </w:rPr>
-              <w:t>초안을 grounded claim, weakly grounded claim, risky claim, 민감정보, 상담사 확인 필요 항목으로 검토한다.</w:t>
+              <w:t>초안을</w:t>
+            </w:r>
+            <w:proofErr w:type="spellEnd"/>
+            <w:r>
+              <w:rPr>
+                <w:rFonts w:ascii="맑은 고딕" w:eastAsia="맑은 고딕" w:hAnsi="맑은 고딕"/>
+                <w:sz w:val="12"/>
+              </w:rPr>
+              <w:t xml:space="preserve"> grounded claim, weakly grounded claim, risky claim, </w:t>
+            </w:r>
+            <w:proofErr w:type="spellStart"/>
+            <w:r>
+              <w:rPr>
+                <w:rFonts w:ascii="맑은 고딕" w:eastAsia="맑은 고딕" w:hAnsi="맑은 고딕"/>
+                <w:sz w:val="12"/>
+              </w:rPr>
+              <w:t>민감정보</w:t>
+            </w:r>
+            <w:proofErr w:type="spellEnd"/>
+            <w:r>
+              <w:rPr>
+                <w:rFonts w:ascii="맑은 고딕" w:eastAsia="맑은 고딕" w:hAnsi="맑은 고딕"/>
+                <w:sz w:val="12"/>
+              </w:rPr>
+              <w:t xml:space="preserve">, </w:t>
+            </w:r>
+            <w:proofErr w:type="spellStart"/>
+            <w:r>
+              <w:rPr>
+                <w:rFonts w:ascii="맑은 고딕" w:eastAsia="맑은 고딕" w:hAnsi="맑은 고딕"/>
+                <w:sz w:val="12"/>
+              </w:rPr>
+              <w:t>상담사</w:t>
+            </w:r>
+            <w:proofErr w:type="spellEnd"/>
+            <w:r>
+              <w:rPr>
+                <w:rFonts w:ascii="맑은 고딕" w:eastAsia="맑은 고딕" w:hAnsi="맑은 고딕"/>
+                <w:sz w:val="12"/>
+              </w:rPr>
+              <w:t xml:space="preserve"> </w:t>
+            </w:r>
+            <w:proofErr w:type="spellStart"/>
+            <w:r>
+              <w:rPr>
+                <w:rFonts w:ascii="맑은 고딕" w:eastAsia="맑은 고딕" w:hAnsi="맑은 고딕"/>
+                <w:sz w:val="12"/>
+              </w:rPr>
+              <w:t>확인</w:t>
+            </w:r>
+            <w:proofErr w:type="spellEnd"/>
+            <w:r>
+              <w:rPr>
+                <w:rFonts w:ascii="맑은 고딕" w:eastAsia="맑은 고딕" w:hAnsi="맑은 고딕"/>
+                <w:sz w:val="12"/>
+              </w:rPr>
+              <w:t xml:space="preserve"> </w:t>
+            </w:r>
+            <w:proofErr w:type="spellStart"/>
+            <w:r>
+              <w:rPr>
+                <w:rFonts w:ascii="맑은 고딕" w:eastAsia="맑은 고딕" w:hAnsi="맑은 고딕"/>
+                <w:sz w:val="12"/>
+              </w:rPr>
+              <w:t>필요</w:t>
+            </w:r>
+            <w:proofErr w:type="spellEnd"/>
+            <w:r>
+              <w:rPr>
+                <w:rFonts w:ascii="맑은 고딕" w:eastAsia="맑은 고딕" w:hAnsi="맑은 고딕"/>
+                <w:sz w:val="12"/>
+              </w:rPr>
+              <w:t xml:space="preserve"> </w:t>
+            </w:r>
+            <w:proofErr w:type="spellStart"/>
+            <w:r>
+              <w:rPr>
+                <w:rFonts w:ascii="맑은 고딕" w:eastAsia="맑은 고딕" w:hAnsi="맑은 고딕"/>
+                <w:sz w:val="12"/>
+              </w:rPr>
+              <w:t>항목으로</w:t>
+            </w:r>
+            <w:proofErr w:type="spellEnd"/>
+            <w:r>
+              <w:rPr>
+                <w:rFonts w:ascii="맑은 고딕" w:eastAsia="맑은 고딕" w:hAnsi="맑은 고딕"/>
+                <w:sz w:val="12"/>
+              </w:rPr>
+              <w:t xml:space="preserve"> </w:t>
+            </w:r>
+            <w:proofErr w:type="spellStart"/>
+            <w:r>
+              <w:rPr>
+                <w:rFonts w:ascii="맑은 고딕" w:eastAsia="맑은 고딕" w:hAnsi="맑은 고딕"/>
+                <w:sz w:val="12"/>
+              </w:rPr>
+              <w:t>검토한다</w:t>
+            </w:r>
+            <w:proofErr w:type="spellEnd"/>
+            <w:r>
+              <w:rPr>
+                <w:rFonts w:ascii="맑은 고딕" w:eastAsia="맑은 고딕" w:hAnsi="맑은 고딕"/>
+                <w:sz w:val="12"/>
+              </w:rPr>
+              <w:t>.</w:t>
             </w:r>
           </w:p>
         </w:tc>
@@ -1802,6 +2827,7 @@
                 <w:rFonts w:ascii="맑은 고딕" w:eastAsia="맑은 고딕" w:hAnsi="맑은 고딕"/>
               </w:rPr>
             </w:pPr>
+            <w:proofErr w:type="spellStart"/>
             <w:r>
               <w:rPr>
                 <w:rFonts w:ascii="맑은 고딕" w:eastAsia="맑은 고딕" w:hAnsi="맑은 고딕"/>
@@ -1809,6 +2835,7 @@
               </w:rPr>
               <w:t>verification_report</w:t>
             </w:r>
+            <w:proofErr w:type="spellEnd"/>
           </w:p>
         </w:tc>
       </w:tr>
@@ -1893,12 +2920,21 @@
                 <w:rFonts w:ascii="맑은 고딕" w:eastAsia="맑은 고딕" w:hAnsi="맑은 고딕"/>
               </w:rPr>
             </w:pPr>
+            <w:proofErr w:type="spellStart"/>
             <w:r>
               <w:rPr>
                 <w:rFonts w:ascii="맑은 고딕" w:eastAsia="맑은 고딕" w:hAnsi="맑은 고딕"/>
                 <w:sz w:val="12"/>
               </w:rPr>
-              <w:t>document_transform_preview, missing required fields, partial preview sections</w:t>
+              <w:t>document_transform_preview</w:t>
+            </w:r>
+            <w:proofErr w:type="spellEnd"/>
+            <w:r>
+              <w:rPr>
+                <w:rFonts w:ascii="맑은 고딕" w:eastAsia="맑은 고딕" w:hAnsi="맑은 고딕"/>
+                <w:sz w:val="12"/>
+              </w:rPr>
+              <w:t>, missing required fields, partial preview sections</w:t>
             </w:r>
           </w:p>
         </w:tc>
@@ -2064,7 +3100,25 @@
                 <w:sz w:val="12"/>
                 <w:lang w:eastAsia="ko-KR"/>
               </w:rPr>
-              <w:t>6개 전문 LangGraph node가 상담 문서화 workflow를 역할별로 나누어 처리한다.</w:t>
+              <w:t xml:space="preserve">6개 전문 </w:t>
+            </w:r>
+            <w:proofErr w:type="spellStart"/>
+            <w:r>
+              <w:rPr>
+                <w:rFonts w:ascii="맑은 고딕" w:eastAsia="맑은 고딕" w:hAnsi="맑은 고딕"/>
+                <w:sz w:val="12"/>
+                <w:lang w:eastAsia="ko-KR"/>
+              </w:rPr>
+              <w:t>LangGraph</w:t>
+            </w:r>
+            <w:proofErr w:type="spellEnd"/>
+            <w:r>
+              <w:rPr>
+                <w:rFonts w:ascii="맑은 고딕" w:eastAsia="맑은 고딕" w:hAnsi="맑은 고딕"/>
+                <w:sz w:val="12"/>
+                <w:lang w:eastAsia="ko-KR"/>
+              </w:rPr>
+              <w:t xml:space="preserve"> node가 상담 문서화 workflow를 역할별로 나누어 처리한다.</w:t>
             </w:r>
           </w:p>
         </w:tc>
@@ -2130,13 +3184,23 @@
                 <w:lang w:eastAsia="ko-KR"/>
               </w:rPr>
             </w:pPr>
+            <w:proofErr w:type="spellStart"/>
             <w:r>
               <w:rPr>
                 <w:rFonts w:ascii="맑은 고딕" w:eastAsia="맑은 고딕" w:hAnsi="맑은 고딕"/>
                 <w:sz w:val="12"/>
                 <w:lang w:eastAsia="ko-KR"/>
               </w:rPr>
-              <w:t>StateGraph가 입력 정제부터 문서 미리보기까지 node order를 정의한다.</w:t>
+              <w:t>StateGraph</w:t>
+            </w:r>
+            <w:proofErr w:type="spellEnd"/>
+            <w:r>
+              <w:rPr>
+                <w:rFonts w:ascii="맑은 고딕" w:eastAsia="맑은 고딕" w:hAnsi="맑은 고딕"/>
+                <w:sz w:val="12"/>
+                <w:lang w:eastAsia="ko-KR"/>
+              </w:rPr>
+              <w:t>가 입력 정제부터 문서 미리보기까지 node order를 정의한다.</w:t>
             </w:r>
           </w:p>
         </w:tc>
@@ -2201,12 +3265,117 @@
                 <w:rFonts w:ascii="맑은 고딕" w:eastAsia="맑은 고딕" w:hAnsi="맑은 고딕"/>
               </w:rPr>
             </w:pPr>
+            <w:proofErr w:type="spellStart"/>
             <w:r>
               <w:rPr>
                 <w:rFonts w:ascii="맑은 고딕" w:eastAsia="맑은 고딕" w:hAnsi="맑은 고딕"/>
                 <w:sz w:val="12"/>
               </w:rPr>
-              <w:t>이전 단계 출력이 다음 단계 state input으로 전달된다: sanitized input -&gt; structure -&gt; evidence map -&gt; summary -&gt; verification -&gt; document preview.</w:t>
+              <w:t>이전</w:t>
+            </w:r>
+            <w:proofErr w:type="spellEnd"/>
+            <w:r>
+              <w:rPr>
+                <w:rFonts w:ascii="맑은 고딕" w:eastAsia="맑은 고딕" w:hAnsi="맑은 고딕"/>
+                <w:sz w:val="12"/>
+              </w:rPr>
+              <w:t xml:space="preserve"> </w:t>
+            </w:r>
+            <w:proofErr w:type="spellStart"/>
+            <w:r>
+              <w:rPr>
+                <w:rFonts w:ascii="맑은 고딕" w:eastAsia="맑은 고딕" w:hAnsi="맑은 고딕"/>
+                <w:sz w:val="12"/>
+              </w:rPr>
+              <w:t>단계</w:t>
+            </w:r>
+            <w:proofErr w:type="spellEnd"/>
+            <w:r>
+              <w:rPr>
+                <w:rFonts w:ascii="맑은 고딕" w:eastAsia="맑은 고딕" w:hAnsi="맑은 고딕"/>
+                <w:sz w:val="12"/>
+              </w:rPr>
+              <w:t xml:space="preserve"> </w:t>
+            </w:r>
+            <w:proofErr w:type="spellStart"/>
+            <w:r>
+              <w:rPr>
+                <w:rFonts w:ascii="맑은 고딕" w:eastAsia="맑은 고딕" w:hAnsi="맑은 고딕"/>
+                <w:sz w:val="12"/>
+              </w:rPr>
+              <w:t>출력이</w:t>
+            </w:r>
+            <w:proofErr w:type="spellEnd"/>
+            <w:r>
+              <w:rPr>
+                <w:rFonts w:ascii="맑은 고딕" w:eastAsia="맑은 고딕" w:hAnsi="맑은 고딕"/>
+                <w:sz w:val="12"/>
+              </w:rPr>
+              <w:t xml:space="preserve"> </w:t>
+            </w:r>
+            <w:proofErr w:type="spellStart"/>
+            <w:r>
+              <w:rPr>
+                <w:rFonts w:ascii="맑은 고딕" w:eastAsia="맑은 고딕" w:hAnsi="맑은 고딕"/>
+                <w:sz w:val="12"/>
+              </w:rPr>
+              <w:t>다음</w:t>
+            </w:r>
+            <w:proofErr w:type="spellEnd"/>
+            <w:r>
+              <w:rPr>
+                <w:rFonts w:ascii="맑은 고딕" w:eastAsia="맑은 고딕" w:hAnsi="맑은 고딕"/>
+                <w:sz w:val="12"/>
+              </w:rPr>
+              <w:t xml:space="preserve"> </w:t>
+            </w:r>
+            <w:proofErr w:type="spellStart"/>
+            <w:r>
+              <w:rPr>
+                <w:rFonts w:ascii="맑은 고딕" w:eastAsia="맑은 고딕" w:hAnsi="맑은 고딕"/>
+                <w:sz w:val="12"/>
+              </w:rPr>
+              <w:t>단계</w:t>
+            </w:r>
+            <w:proofErr w:type="spellEnd"/>
+            <w:r>
+              <w:rPr>
+                <w:rFonts w:ascii="맑은 고딕" w:eastAsia="맑은 고딕" w:hAnsi="맑은 고딕"/>
+                <w:sz w:val="12"/>
+              </w:rPr>
+              <w:t xml:space="preserve"> state </w:t>
+            </w:r>
+            <w:proofErr w:type="spellStart"/>
+            <w:r>
+              <w:rPr>
+                <w:rFonts w:ascii="맑은 고딕" w:eastAsia="맑은 고딕" w:hAnsi="맑은 고딕"/>
+                <w:sz w:val="12"/>
+              </w:rPr>
+              <w:t>input으로</w:t>
+            </w:r>
+            <w:proofErr w:type="spellEnd"/>
+            <w:r>
+              <w:rPr>
+                <w:rFonts w:ascii="맑은 고딕" w:eastAsia="맑은 고딕" w:hAnsi="맑은 고딕"/>
+                <w:sz w:val="12"/>
+              </w:rPr>
+              <w:t xml:space="preserve"> </w:t>
+            </w:r>
+            <w:proofErr w:type="spellStart"/>
+            <w:r>
+              <w:rPr>
+                <w:rFonts w:ascii="맑은 고딕" w:eastAsia="맑은 고딕" w:hAnsi="맑은 고딕"/>
+                <w:sz w:val="12"/>
+              </w:rPr>
+              <w:t>전달된다</w:t>
+            </w:r>
+            <w:proofErr w:type="spellEnd"/>
+            <w:r>
+              <w:rPr>
+                <w:rFonts w:ascii="맑은 고딕" w:eastAsia="맑은 고딕" w:hAnsi="맑은 고딕"/>
+                <w:sz w:val="12"/>
+              </w:rPr>
+              <w:t>: sanitized input -&gt; structure -&gt; evidence map -&gt; summary -&gt; verification -&gt; document preview.</w:t>
             </w:r>
           </w:p>
         </w:tc>
@@ -2227,7 +3396,87 @@
                 <w:rFonts w:ascii="맑은 고딕" w:eastAsia="맑은 고딕" w:hAnsi="맑은 고딕"/>
                 <w:sz w:val="12"/>
               </w:rPr>
-              <w:t>one-shot generation 위험을 줄이고 중간 결과를 보존한다.</w:t>
+              <w:t xml:space="preserve">one-shot generation </w:t>
+            </w:r>
+            <w:proofErr w:type="spellStart"/>
+            <w:r>
+              <w:rPr>
+                <w:rFonts w:ascii="맑은 고딕" w:eastAsia="맑은 고딕" w:hAnsi="맑은 고딕"/>
+                <w:sz w:val="12"/>
+              </w:rPr>
+              <w:t>위험을</w:t>
+            </w:r>
+            <w:proofErr w:type="spellEnd"/>
+            <w:r>
+              <w:rPr>
+                <w:rFonts w:ascii="맑은 고딕" w:eastAsia="맑은 고딕" w:hAnsi="맑은 고딕"/>
+                <w:sz w:val="12"/>
+              </w:rPr>
+              <w:t xml:space="preserve"> </w:t>
+            </w:r>
+            <w:proofErr w:type="spellStart"/>
+            <w:r>
+              <w:rPr>
+                <w:rFonts w:ascii="맑은 고딕" w:eastAsia="맑은 고딕" w:hAnsi="맑은 고딕"/>
+                <w:sz w:val="12"/>
+              </w:rPr>
+              <w:t>줄이고</w:t>
+            </w:r>
+            <w:proofErr w:type="spellEnd"/>
+            <w:r>
+              <w:rPr>
+                <w:rFonts w:ascii="맑은 고딕" w:eastAsia="맑은 고딕" w:hAnsi="맑은 고딕"/>
+                <w:sz w:val="12"/>
+              </w:rPr>
+              <w:t xml:space="preserve"> </w:t>
+            </w:r>
+            <w:proofErr w:type="spellStart"/>
+            <w:r>
+              <w:rPr>
+                <w:rFonts w:ascii="맑은 고딕" w:eastAsia="맑은 고딕" w:hAnsi="맑은 고딕"/>
+                <w:sz w:val="12"/>
+              </w:rPr>
+              <w:t>중간</w:t>
+            </w:r>
+            <w:proofErr w:type="spellEnd"/>
+            <w:r>
+              <w:rPr>
+                <w:rFonts w:ascii="맑은 고딕" w:eastAsia="맑은 고딕" w:hAnsi="맑은 고딕"/>
+                <w:sz w:val="12"/>
+              </w:rPr>
+              <w:t xml:space="preserve"> </w:t>
+            </w:r>
+            <w:proofErr w:type="spellStart"/>
+            <w:r>
+              <w:rPr>
+                <w:rFonts w:ascii="맑은 고딕" w:eastAsia="맑은 고딕" w:hAnsi="맑은 고딕"/>
+                <w:sz w:val="12"/>
+              </w:rPr>
+              <w:t>결과를</w:t>
+            </w:r>
+            <w:proofErr w:type="spellEnd"/>
+            <w:r>
+              <w:rPr>
+                <w:rFonts w:ascii="맑은 고딕" w:eastAsia="맑은 고딕" w:hAnsi="맑은 고딕"/>
+                <w:sz w:val="12"/>
+              </w:rPr>
+              <w:t xml:space="preserve"> </w:t>
+            </w:r>
+            <w:proofErr w:type="spellStart"/>
+            <w:r>
+              <w:rPr>
+                <w:rFonts w:ascii="맑은 고딕" w:eastAsia="맑은 고딕" w:hAnsi="맑은 고딕"/>
+                <w:sz w:val="12"/>
+              </w:rPr>
+              <w:t>보존한다</w:t>
+            </w:r>
+            <w:proofErr w:type="spellEnd"/>
+            <w:r>
+              <w:rPr>
+                <w:rFonts w:ascii="맑은 고딕" w:eastAsia="맑은 고딕" w:hAnsi="맑은 고딕"/>
+                <w:sz w:val="12"/>
+              </w:rPr>
+              <w:t>.</w:t>
             </w:r>
           </w:p>
         </w:tc>
@@ -2253,7 +3502,7 @@
                 <w:rFonts w:ascii="맑은 고딕" w:eastAsia="맑은 고딕" w:hAnsi="맑은 고딕"/>
                 <w:sz w:val="12"/>
               </w:rPr>
-              <w:t>Evidence grounding</w:t>
+              <w:t>Memory / Context Management</w:t>
             </w:r>
           </w:p>
         </w:tc>
@@ -2267,14 +3516,16 @@
               <w:spacing w:after="0" w:line="240" w:lineRule="auto"/>
               <w:rPr>
                 <w:rFonts w:ascii="맑은 고딕" w:eastAsia="맑은 고딕" w:hAnsi="맑은 고딕"/>
+                <w:lang w:eastAsia="ko-KR"/>
               </w:rPr>
             </w:pPr>
             <w:r>
               <w:rPr>
                 <w:rFonts w:ascii="맑은 고딕" w:eastAsia="맑은 고딕" w:hAnsi="맑은 고딕"/>
                 <w:sz w:val="12"/>
-              </w:rPr>
-              <w:t>Evidence mapping은 counselor_memo, transcript_text, previous_session_summary 등 source reference를 기록한다.</w:t>
+                <w:lang w:eastAsia="ko-KR"/>
+              </w:rPr>
+              <w:t>이전 회기 요약을 previous_session_summary로 받아 현재 회기 graph state에 함께 전달한다. 선택된 이전 회기 맥락이 상담 내용 구조화, 요약 생성, 근거 매핑 단계에서 사용된다.</w:t>
             </w:r>
           </w:p>
         </w:tc>
@@ -2297,7 +3548,7 @@
                 <w:sz w:val="12"/>
                 <w:lang w:eastAsia="ko-KR"/>
               </w:rPr>
-              <w:t>상담사가 생성 문장의 근거를 확인할 수 있게 한다.</w:t>
+              <w:t>여러 회기 간 맥락을 유지하면서도 별도 DB 없이 prompt/context를 compact하게 관리한다.</w:t>
             </w:r>
           </w:p>
         </w:tc>
@@ -2339,12 +3590,101 @@
                 <w:rFonts w:ascii="맑은 고딕" w:eastAsia="맑은 고딕" w:hAnsi="맑은 고딕"/>
               </w:rPr>
             </w:pPr>
+            <w:proofErr w:type="spellStart"/>
             <w:r>
               <w:rPr>
                 <w:rFonts w:ascii="맑은 고딕" w:eastAsia="맑은 고딕" w:hAnsi="맑은 고딕"/>
                 <w:sz w:val="12"/>
               </w:rPr>
-              <w:t>주요 출력은 backend/app/schemas/note.py의 Pydantic model을 사용한다.</w:t>
+              <w:t>주요</w:t>
+            </w:r>
+            <w:proofErr w:type="spellEnd"/>
+            <w:r>
+              <w:rPr>
+                <w:rFonts w:ascii="맑은 고딕" w:eastAsia="맑은 고딕" w:hAnsi="맑은 고딕"/>
+                <w:sz w:val="12"/>
+              </w:rPr>
+              <w:t xml:space="preserve"> </w:t>
+            </w:r>
+            <w:proofErr w:type="spellStart"/>
+            <w:r>
+              <w:rPr>
+                <w:rFonts w:ascii="맑은 고딕" w:eastAsia="맑은 고딕" w:hAnsi="맑은 고딕"/>
+                <w:sz w:val="12"/>
+              </w:rPr>
+              <w:t>출력은</w:t>
+            </w:r>
+            <w:proofErr w:type="spellEnd"/>
+            <w:r>
+              <w:rPr>
+                <w:rFonts w:ascii="맑은 고딕" w:eastAsia="맑은 고딕" w:hAnsi="맑은 고딕"/>
+                <w:sz w:val="12"/>
+              </w:rPr>
+              <w:t xml:space="preserve"> backend/app/schemas/</w:t>
+            </w:r>
+            <w:proofErr w:type="spellStart"/>
+            <w:r>
+              <w:rPr>
+                <w:rFonts w:ascii="맑은 고딕" w:eastAsia="맑은 고딕" w:hAnsi="맑은 고딕"/>
+                <w:sz w:val="12"/>
+              </w:rPr>
+              <w:t>note.py의</w:t>
+            </w:r>
+            <w:proofErr w:type="spellEnd"/>
+            <w:r>
+              <w:rPr>
+                <w:rFonts w:ascii="맑은 고딕" w:eastAsia="맑은 고딕" w:hAnsi="맑은 고딕"/>
+                <w:sz w:val="12"/>
+              </w:rPr>
+              <w:t xml:space="preserve"> </w:t>
+            </w:r>
+            <w:proofErr w:type="spellStart"/>
+            <w:r>
+              <w:rPr>
+                <w:rFonts w:ascii="맑은 고딕" w:eastAsia="맑은 고딕" w:hAnsi="맑은 고딕"/>
+                <w:sz w:val="12"/>
+              </w:rPr>
+              <w:t>Pydantic</w:t>
+            </w:r>
+            <w:proofErr w:type="spellEnd"/>
+            <w:r>
+              <w:rPr>
+                <w:rFonts w:ascii="맑은 고딕" w:eastAsia="맑은 고딕" w:hAnsi="맑은 고딕"/>
+                <w:sz w:val="12"/>
+              </w:rPr>
+              <w:t xml:space="preserve"> </w:t>
+            </w:r>
+            <w:proofErr w:type="spellStart"/>
+            <w:r>
+              <w:rPr>
+                <w:rFonts w:ascii="맑은 고딕" w:eastAsia="맑은 고딕" w:hAnsi="맑은 고딕"/>
+                <w:sz w:val="12"/>
+              </w:rPr>
+              <w:t>model을</w:t>
+            </w:r>
+            <w:proofErr w:type="spellEnd"/>
+            <w:r>
+              <w:rPr>
+                <w:rFonts w:ascii="맑은 고딕" w:eastAsia="맑은 고딕" w:hAnsi="맑은 고딕"/>
+                <w:sz w:val="12"/>
+              </w:rPr>
+              <w:t xml:space="preserve"> </w:t>
+            </w:r>
+            <w:proofErr w:type="spellStart"/>
+            <w:r>
+              <w:rPr>
+                <w:rFonts w:ascii="맑은 고딕" w:eastAsia="맑은 고딕" w:hAnsi="맑은 고딕"/>
+                <w:sz w:val="12"/>
+              </w:rPr>
+              <w:t>사용한다</w:t>
+            </w:r>
+            <w:proofErr w:type="spellEnd"/>
+            <w:r>
+              <w:rPr>
+                <w:rFonts w:ascii="맑은 고딕" w:eastAsia="맑은 고딕" w:hAnsi="맑은 고딕"/>
+                <w:sz w:val="12"/>
+              </w:rPr>
+              <w:t>.</w:t>
             </w:r>
           </w:p>
         </w:tc>
@@ -2365,7 +3705,71 @@
                 <w:rFonts w:ascii="맑은 고딕" w:eastAsia="맑은 고딕" w:hAnsi="맑은 고딕"/>
                 <w:sz w:val="12"/>
               </w:rPr>
-              <w:t>format drift를 방지하고 frontend rendering을 안정화한다.</w:t>
+              <w:t xml:space="preserve">format </w:t>
+            </w:r>
+            <w:proofErr w:type="spellStart"/>
+            <w:r>
+              <w:rPr>
+                <w:rFonts w:ascii="맑은 고딕" w:eastAsia="맑은 고딕" w:hAnsi="맑은 고딕"/>
+                <w:sz w:val="12"/>
+              </w:rPr>
+              <w:t>drift를</w:t>
+            </w:r>
+            <w:proofErr w:type="spellEnd"/>
+            <w:r>
+              <w:rPr>
+                <w:rFonts w:ascii="맑은 고딕" w:eastAsia="맑은 고딕" w:hAnsi="맑은 고딕"/>
+                <w:sz w:val="12"/>
+              </w:rPr>
+              <w:t xml:space="preserve"> </w:t>
+            </w:r>
+            <w:proofErr w:type="spellStart"/>
+            <w:r>
+              <w:rPr>
+                <w:rFonts w:ascii="맑은 고딕" w:eastAsia="맑은 고딕" w:hAnsi="맑은 고딕"/>
+                <w:sz w:val="12"/>
+              </w:rPr>
+              <w:t>방지하고</w:t>
+            </w:r>
+            <w:proofErr w:type="spellEnd"/>
+            <w:r>
+              <w:rPr>
+                <w:rFonts w:ascii="맑은 고딕" w:eastAsia="맑은 고딕" w:hAnsi="맑은 고딕"/>
+                <w:sz w:val="12"/>
+              </w:rPr>
+              <w:t xml:space="preserve"> frontend </w:t>
+            </w:r>
+            <w:proofErr w:type="spellStart"/>
+            <w:r>
+              <w:rPr>
+                <w:rFonts w:ascii="맑은 고딕" w:eastAsia="맑은 고딕" w:hAnsi="맑은 고딕"/>
+                <w:sz w:val="12"/>
+              </w:rPr>
+              <w:t>rendering을</w:t>
+            </w:r>
+            <w:proofErr w:type="spellEnd"/>
+            <w:r>
+              <w:rPr>
+                <w:rFonts w:ascii="맑은 고딕" w:eastAsia="맑은 고딕" w:hAnsi="맑은 고딕"/>
+                <w:sz w:val="12"/>
+              </w:rPr>
+              <w:t xml:space="preserve"> </w:t>
+            </w:r>
+            <w:proofErr w:type="spellStart"/>
+            <w:r>
+              <w:rPr>
+                <w:rFonts w:ascii="맑은 고딕" w:eastAsia="맑은 고딕" w:hAnsi="맑은 고딕"/>
+                <w:sz w:val="12"/>
+              </w:rPr>
+              <w:t>안정화한다</w:t>
+            </w:r>
+            <w:proofErr w:type="spellEnd"/>
+            <w:r>
+              <w:rPr>
+                <w:rFonts w:ascii="맑은 고딕" w:eastAsia="맑은 고딕" w:hAnsi="맑은 고딕"/>
+                <w:sz w:val="12"/>
+              </w:rPr>
+              <w:t>.</w:t>
             </w:r>
           </w:p>
         </w:tc>
@@ -2391,7 +3795,7 @@
                 <w:rFonts w:ascii="맑은 고딕" w:eastAsia="맑은 고딕" w:hAnsi="맑은 고딕"/>
                 <w:sz w:val="12"/>
               </w:rPr>
-              <w:t>Fallback routing / mode switching</w:t>
+              <w:t>Routing / fallback handling</w:t>
             </w:r>
           </w:p>
         </w:tc>
@@ -2412,7 +3816,151 @@
                 <w:rFonts w:ascii="맑은 고딕" w:eastAsia="맑은 고딕" w:hAnsi="맑은 고딕"/>
                 <w:sz w:val="12"/>
               </w:rPr>
-              <w:t>API key가 없거나 USE_STUB=1이면 deterministic stub output으로 전환된다. live execution 실패 시에도 API wrapper가 stub mode로 fallback한다.</w:t>
+              <w:t xml:space="preserve">API </w:t>
+            </w:r>
+            <w:proofErr w:type="spellStart"/>
+            <w:r>
+              <w:rPr>
+                <w:rFonts w:ascii="맑은 고딕" w:eastAsia="맑은 고딕" w:hAnsi="맑은 고딕"/>
+                <w:sz w:val="12"/>
+              </w:rPr>
+              <w:t>key가</w:t>
+            </w:r>
+            <w:proofErr w:type="spellEnd"/>
+            <w:r>
+              <w:rPr>
+                <w:rFonts w:ascii="맑은 고딕" w:eastAsia="맑은 고딕" w:hAnsi="맑은 고딕"/>
+                <w:sz w:val="12"/>
+              </w:rPr>
+              <w:t xml:space="preserve"> </w:t>
+            </w:r>
+            <w:proofErr w:type="spellStart"/>
+            <w:r>
+              <w:rPr>
+                <w:rFonts w:ascii="맑은 고딕" w:eastAsia="맑은 고딕" w:hAnsi="맑은 고딕"/>
+                <w:sz w:val="12"/>
+              </w:rPr>
+              <w:t>없거나</w:t>
+            </w:r>
+            <w:proofErr w:type="spellEnd"/>
+            <w:r>
+              <w:rPr>
+                <w:rFonts w:ascii="맑은 고딕" w:eastAsia="맑은 고딕" w:hAnsi="맑은 고딕"/>
+                <w:sz w:val="12"/>
+              </w:rPr>
+              <w:t xml:space="preserve"> USE_STUB=1이면 deterministic stub </w:t>
+            </w:r>
+            <w:proofErr w:type="spellStart"/>
+            <w:r>
+              <w:rPr>
+                <w:rFonts w:ascii="맑은 고딕" w:eastAsia="맑은 고딕" w:hAnsi="맑은 고딕"/>
+                <w:sz w:val="12"/>
+              </w:rPr>
+              <w:t>output으로</w:t>
+            </w:r>
+            <w:proofErr w:type="spellEnd"/>
+            <w:r>
+              <w:rPr>
+                <w:rFonts w:ascii="맑은 고딕" w:eastAsia="맑은 고딕" w:hAnsi="맑은 고딕"/>
+                <w:sz w:val="12"/>
+              </w:rPr>
+              <w:t xml:space="preserve"> </w:t>
+            </w:r>
+            <w:proofErr w:type="spellStart"/>
+            <w:r>
+              <w:rPr>
+                <w:rFonts w:ascii="맑은 고딕" w:eastAsia="맑은 고딕" w:hAnsi="맑은 고딕"/>
+                <w:sz w:val="12"/>
+              </w:rPr>
+              <w:t>전환된다</w:t>
+            </w:r>
+            <w:proofErr w:type="spellEnd"/>
+            <w:r>
+              <w:rPr>
+                <w:rFonts w:ascii="맑은 고딕" w:eastAsia="맑은 고딕" w:hAnsi="맑은 고딕"/>
+                <w:sz w:val="12"/>
+              </w:rPr>
+              <w:t xml:space="preserve">. live execution </w:t>
+            </w:r>
+            <w:proofErr w:type="spellStart"/>
+            <w:r>
+              <w:rPr>
+                <w:rFonts w:ascii="맑은 고딕" w:eastAsia="맑은 고딕" w:hAnsi="맑은 고딕"/>
+                <w:sz w:val="12"/>
+              </w:rPr>
+              <w:t>실패</w:t>
+            </w:r>
+            <w:proofErr w:type="spellEnd"/>
+            <w:r>
+              <w:rPr>
+                <w:rFonts w:ascii="맑은 고딕" w:eastAsia="맑은 고딕" w:hAnsi="맑은 고딕"/>
+                <w:sz w:val="12"/>
+              </w:rPr>
+              <w:t xml:space="preserve"> </w:t>
+            </w:r>
+            <w:proofErr w:type="spellStart"/>
+            <w:r>
+              <w:rPr>
+                <w:rFonts w:ascii="맑은 고딕" w:eastAsia="맑은 고딕" w:hAnsi="맑은 고딕"/>
+                <w:sz w:val="12"/>
+              </w:rPr>
+              <w:t>시에도</w:t>
+            </w:r>
+            <w:proofErr w:type="spellEnd"/>
+            <w:r>
+              <w:rPr>
+                <w:rFonts w:ascii="맑은 고딕" w:eastAsia="맑은 고딕" w:hAnsi="맑은 고딕"/>
+                <w:sz w:val="12"/>
+              </w:rPr>
+              <w:t xml:space="preserve"> API </w:t>
+            </w:r>
+            <w:proofErr w:type="spellStart"/>
+            <w:r>
+              <w:rPr>
+                <w:rFonts w:ascii="맑은 고딕" w:eastAsia="맑은 고딕" w:hAnsi="맑은 고딕"/>
+                <w:sz w:val="12"/>
+              </w:rPr>
+              <w:t>wrapper가</w:t>
+            </w:r>
+            <w:proofErr w:type="spellEnd"/>
+            <w:r>
+              <w:rPr>
+                <w:rFonts w:ascii="맑은 고딕" w:eastAsia="맑은 고딕" w:hAnsi="맑은 고딕"/>
+                <w:sz w:val="12"/>
+              </w:rPr>
+              <w:t xml:space="preserve"> stub </w:t>
+            </w:r>
+            <w:proofErr w:type="spellStart"/>
+            <w:r>
+              <w:rPr>
+                <w:rFonts w:ascii="맑은 고딕" w:eastAsia="맑은 고딕" w:hAnsi="맑은 고딕"/>
+                <w:sz w:val="12"/>
+              </w:rPr>
+              <w:t>mode로</w:t>
+            </w:r>
+            <w:proofErr w:type="spellEnd"/>
+            <w:r>
+              <w:rPr>
+                <w:rFonts w:ascii="맑은 고딕" w:eastAsia="맑은 고딕" w:hAnsi="맑은 고딕"/>
+                <w:sz w:val="12"/>
+              </w:rPr>
+              <w:t xml:space="preserve"> </w:t>
+            </w:r>
+            <w:proofErr w:type="spellStart"/>
+            <w:r>
+              <w:rPr>
+                <w:rFonts w:ascii="맑은 고딕" w:eastAsia="맑은 고딕" w:hAnsi="맑은 고딕"/>
+                <w:sz w:val="12"/>
+              </w:rPr>
+              <w:t>fallback한다</w:t>
+            </w:r>
+            <w:proofErr w:type="spellEnd"/>
+            <w:r>
+              <w:rPr>
+                <w:rFonts w:ascii="맑은 고딕" w:eastAsia="맑은 고딕" w:hAnsi="맑은 고딕"/>
+                <w:sz w:val="12"/>
+              </w:rPr>
+              <w:t>.</w:t>
             </w:r>
           </w:p>
         </w:tc>
@@ -2482,7 +4030,55 @@
                 <w:rFonts w:ascii="맑은 고딕" w:eastAsia="맑은 고딕" w:hAnsi="맑은 고딕"/>
                 <w:sz w:val="12"/>
               </w:rPr>
-              <w:t>Verification &amp; Review Agent가 grounded, weakly grounded, risky, sensitive, counselor-review item을 분리한다.</w:t>
+              <w:t xml:space="preserve">Verification &amp; Review </w:t>
+            </w:r>
+            <w:proofErr w:type="spellStart"/>
+            <w:r>
+              <w:rPr>
+                <w:rFonts w:ascii="맑은 고딕" w:eastAsia="맑은 고딕" w:hAnsi="맑은 고딕"/>
+                <w:sz w:val="12"/>
+              </w:rPr>
+              <w:t>Agent가</w:t>
+            </w:r>
+            <w:proofErr w:type="spellEnd"/>
+            <w:r>
+              <w:rPr>
+                <w:rFonts w:ascii="맑은 고딕" w:eastAsia="맑은 고딕" w:hAnsi="맑은 고딕"/>
+                <w:sz w:val="12"/>
+              </w:rPr>
+              <w:t xml:space="preserve"> grounded, weakly grounded, risky, sensitive, counselor-review </w:t>
+            </w:r>
+            <w:proofErr w:type="spellStart"/>
+            <w:r>
+              <w:rPr>
+                <w:rFonts w:ascii="맑은 고딕" w:eastAsia="맑은 고딕" w:hAnsi="맑은 고딕"/>
+                <w:sz w:val="12"/>
+              </w:rPr>
+              <w:t>item을</w:t>
+            </w:r>
+            <w:proofErr w:type="spellEnd"/>
+            <w:r>
+              <w:rPr>
+                <w:rFonts w:ascii="맑은 고딕" w:eastAsia="맑은 고딕" w:hAnsi="맑은 고딕"/>
+                <w:sz w:val="12"/>
+              </w:rPr>
+              <w:t xml:space="preserve"> </w:t>
+            </w:r>
+            <w:proofErr w:type="spellStart"/>
+            <w:r>
+              <w:rPr>
+                <w:rFonts w:ascii="맑은 고딕" w:eastAsia="맑은 고딕" w:hAnsi="맑은 고딕"/>
+                <w:sz w:val="12"/>
+              </w:rPr>
+              <w:t>분리한다</w:t>
+            </w:r>
+            <w:proofErr w:type="spellEnd"/>
+            <w:r>
+              <w:rPr>
+                <w:rFonts w:ascii="맑은 고딕" w:eastAsia="맑은 고딕" w:hAnsi="맑은 고딕"/>
+                <w:sz w:val="12"/>
+              </w:rPr>
+              <w:t>.</w:t>
             </w:r>
           </w:p>
         </w:tc>
@@ -2624,7 +4220,103 @@
                 <w:rFonts w:ascii="맑은 고딕" w:eastAsia="맑은 고딕" w:hAnsi="맑은 고딕"/>
                 <w:sz w:val="12"/>
               </w:rPr>
-              <w:t>Reflection, case conceptualization, goal attainment, uncertain fields는 상담사 확인 필요 항목으로 표시된다.</w:t>
+              <w:t xml:space="preserve">Reflection, case conceptualization, goal attainment, uncertain </w:t>
+            </w:r>
+            <w:proofErr w:type="spellStart"/>
+            <w:r>
+              <w:rPr>
+                <w:rFonts w:ascii="맑은 고딕" w:eastAsia="맑은 고딕" w:hAnsi="맑은 고딕"/>
+                <w:sz w:val="12"/>
+              </w:rPr>
+              <w:t>fields는</w:t>
+            </w:r>
+            <w:proofErr w:type="spellEnd"/>
+            <w:r>
+              <w:rPr>
+                <w:rFonts w:ascii="맑은 고딕" w:eastAsia="맑은 고딕" w:hAnsi="맑은 고딕"/>
+                <w:sz w:val="12"/>
+              </w:rPr>
+              <w:t xml:space="preserve"> </w:t>
+            </w:r>
+            <w:proofErr w:type="spellStart"/>
+            <w:r>
+              <w:rPr>
+                <w:rFonts w:ascii="맑은 고딕" w:eastAsia="맑은 고딕" w:hAnsi="맑은 고딕"/>
+                <w:sz w:val="12"/>
+              </w:rPr>
+              <w:t>상담사</w:t>
+            </w:r>
+            <w:proofErr w:type="spellEnd"/>
+            <w:r>
+              <w:rPr>
+                <w:rFonts w:ascii="맑은 고딕" w:eastAsia="맑은 고딕" w:hAnsi="맑은 고딕"/>
+                <w:sz w:val="12"/>
+              </w:rPr>
+              <w:t xml:space="preserve"> </w:t>
+            </w:r>
+            <w:proofErr w:type="spellStart"/>
+            <w:r>
+              <w:rPr>
+                <w:rFonts w:ascii="맑은 고딕" w:eastAsia="맑은 고딕" w:hAnsi="맑은 고딕"/>
+                <w:sz w:val="12"/>
+              </w:rPr>
+              <w:t>확인</w:t>
+            </w:r>
+            <w:proofErr w:type="spellEnd"/>
+            <w:r>
+              <w:rPr>
+                <w:rFonts w:ascii="맑은 고딕" w:eastAsia="맑은 고딕" w:hAnsi="맑은 고딕"/>
+                <w:sz w:val="12"/>
+              </w:rPr>
+              <w:t xml:space="preserve"> </w:t>
+            </w:r>
+            <w:proofErr w:type="spellStart"/>
+            <w:r>
+              <w:rPr>
+                <w:rFonts w:ascii="맑은 고딕" w:eastAsia="맑은 고딕" w:hAnsi="맑은 고딕"/>
+                <w:sz w:val="12"/>
+              </w:rPr>
+              <w:t>필요</w:t>
+            </w:r>
+            <w:proofErr w:type="spellEnd"/>
+            <w:r>
+              <w:rPr>
+                <w:rFonts w:ascii="맑은 고딕" w:eastAsia="맑은 고딕" w:hAnsi="맑은 고딕"/>
+                <w:sz w:val="12"/>
+              </w:rPr>
+              <w:t xml:space="preserve"> </w:t>
+            </w:r>
+            <w:proofErr w:type="spellStart"/>
+            <w:r>
+              <w:rPr>
+                <w:rFonts w:ascii="맑은 고딕" w:eastAsia="맑은 고딕" w:hAnsi="맑은 고딕"/>
+                <w:sz w:val="12"/>
+              </w:rPr>
+              <w:t>항목으로</w:t>
+            </w:r>
+            <w:proofErr w:type="spellEnd"/>
+            <w:r>
+              <w:rPr>
+                <w:rFonts w:ascii="맑은 고딕" w:eastAsia="맑은 고딕" w:hAnsi="맑은 고딕"/>
+                <w:sz w:val="12"/>
+              </w:rPr>
+              <w:t xml:space="preserve"> </w:t>
+            </w:r>
+            <w:proofErr w:type="spellStart"/>
+            <w:r>
+              <w:rPr>
+                <w:rFonts w:ascii="맑은 고딕" w:eastAsia="맑은 고딕" w:hAnsi="맑은 고딕"/>
+                <w:sz w:val="12"/>
+              </w:rPr>
+              <w:t>표시된다</w:t>
+            </w:r>
+            <w:proofErr w:type="spellEnd"/>
+            <w:r>
+              <w:rPr>
+                <w:rFonts w:ascii="맑은 고딕" w:eastAsia="맑은 고딕" w:hAnsi="맑은 고딕"/>
+                <w:sz w:val="12"/>
+              </w:rPr>
+              <w:t>.</w:t>
             </w:r>
           </w:p>
         </w:tc>
@@ -2694,12 +4386,85 @@
         </w:rPr>
         <w:t xml:space="preserve">• </w:t>
       </w:r>
+      <w:proofErr w:type="spellStart"/>
       <w:r>
         <w:rPr>
           <w:rFonts w:ascii="맑은 고딕" w:eastAsia="맑은 고딕" w:hAnsi="맑은 고딕"/>
           <w:sz w:val="16"/>
         </w:rPr>
-        <w:t>Repository에는 API key가 포함되어 있지 않다.</w:t>
+        <w:t>Repository에는</w:t>
+      </w:r>
+      <w:proofErr w:type="spellEnd"/>
+      <w:r>
+        <w:rPr>
+          <w:rFonts w:ascii="맑은 고딕" w:eastAsia="맑은 고딕" w:hAnsi="맑은 고딕"/>
+          <w:sz w:val="16"/>
+        </w:rPr>
+        <w:t xml:space="preserve"> API </w:t>
+      </w:r>
+      <w:proofErr w:type="spellStart"/>
+      <w:r>
+        <w:rPr>
+          <w:rFonts w:ascii="맑은 고딕" w:eastAsia="맑은 고딕" w:hAnsi="맑은 고딕"/>
+          <w:sz w:val="16"/>
+        </w:rPr>
+        <w:t>key가</w:t>
+      </w:r>
+      <w:proofErr w:type="spellEnd"/>
+      <w:r>
+        <w:rPr>
+          <w:rFonts w:ascii="맑은 고딕" w:eastAsia="맑은 고딕" w:hAnsi="맑은 고딕"/>
+          <w:sz w:val="16"/>
+        </w:rPr>
+        <w:t xml:space="preserve"> </w:t>
+      </w:r>
+      <w:proofErr w:type="spellStart"/>
+      <w:r>
+        <w:rPr>
+          <w:rFonts w:ascii="맑은 고딕" w:eastAsia="맑은 고딕" w:hAnsi="맑은 고딕"/>
+          <w:sz w:val="16"/>
+        </w:rPr>
+        <w:t>포함되어</w:t>
+      </w:r>
+      <w:proofErr w:type="spellEnd"/>
+      <w:r>
+        <w:rPr>
+          <w:rFonts w:ascii="맑은 고딕" w:eastAsia="맑은 고딕" w:hAnsi="맑은 고딕"/>
+          <w:sz w:val="16"/>
+        </w:rPr>
+        <w:t xml:space="preserve"> </w:t>
+      </w:r>
+      <w:proofErr w:type="spellStart"/>
+      <w:r>
+        <w:rPr>
+          <w:rFonts w:ascii="맑은 고딕" w:eastAsia="맑은 고딕" w:hAnsi="맑은 고딕"/>
+          <w:sz w:val="16"/>
+        </w:rPr>
+        <w:t>있지</w:t>
+      </w:r>
+      <w:proofErr w:type="spellEnd"/>
+      <w:r>
+        <w:rPr>
+          <w:rFonts w:ascii="맑은 고딕" w:eastAsia="맑은 고딕" w:hAnsi="맑은 고딕"/>
+          <w:sz w:val="16"/>
+        </w:rPr>
+        <w:t xml:space="preserve"> </w:t>
+      </w:r>
+      <w:proofErr w:type="spellStart"/>
+      <w:r>
+        <w:rPr>
+          <w:rFonts w:ascii="맑은 고딕" w:eastAsia="맑은 고딕" w:hAnsi="맑은 고딕"/>
+          <w:sz w:val="16"/>
+        </w:rPr>
+        <w:t>않다</w:t>
+      </w:r>
+      <w:proofErr w:type="spellEnd"/>
+      <w:r>
+        <w:rPr>
+          <w:rFonts w:ascii="맑은 고딕" w:eastAsia="맑은 고딕" w:hAnsi="맑은 고딕"/>
+          <w:sz w:val="16"/>
+        </w:rPr>
+        <w:t>.</w:t>
       </w:r>
     </w:p>
     <w:p>
@@ -2717,12 +4482,85 @@
         </w:rPr>
         <w:t xml:space="preserve">• </w:t>
       </w:r>
+      <w:proofErr w:type="spellStart"/>
       <w:r>
         <w:rPr>
           <w:rFonts w:ascii="맑은 고딕" w:eastAsia="맑은 고딕" w:hAnsi="맑은 고딕"/>
           <w:sz w:val="16"/>
         </w:rPr>
-        <w:t>OPENAI_API_KEY가 없으면 백엔드는 deterministic stub output을 사용한다.</w:t>
+        <w:t>OPENAI_API_KEY가</w:t>
+      </w:r>
+      <w:proofErr w:type="spellEnd"/>
+      <w:r>
+        <w:rPr>
+          <w:rFonts w:ascii="맑은 고딕" w:eastAsia="맑은 고딕" w:hAnsi="맑은 고딕"/>
+          <w:sz w:val="16"/>
+        </w:rPr>
+        <w:t xml:space="preserve"> </w:t>
+      </w:r>
+      <w:proofErr w:type="spellStart"/>
+      <w:r>
+        <w:rPr>
+          <w:rFonts w:ascii="맑은 고딕" w:eastAsia="맑은 고딕" w:hAnsi="맑은 고딕"/>
+          <w:sz w:val="16"/>
+        </w:rPr>
+        <w:t>없으면</w:t>
+      </w:r>
+      <w:proofErr w:type="spellEnd"/>
+      <w:r>
+        <w:rPr>
+          <w:rFonts w:ascii="맑은 고딕" w:eastAsia="맑은 고딕" w:hAnsi="맑은 고딕"/>
+          <w:sz w:val="16"/>
+        </w:rPr>
+        <w:t xml:space="preserve"> </w:t>
+      </w:r>
+      <w:proofErr w:type="spellStart"/>
+      <w:r>
+        <w:rPr>
+          <w:rFonts w:ascii="맑은 고딕" w:eastAsia="맑은 고딕" w:hAnsi="맑은 고딕"/>
+          <w:sz w:val="16"/>
+        </w:rPr>
+        <w:t>백엔드는</w:t>
+      </w:r>
+      <w:proofErr w:type="spellEnd"/>
+      <w:r>
+        <w:rPr>
+          <w:rFonts w:ascii="맑은 고딕" w:eastAsia="맑은 고딕" w:hAnsi="맑은 고딕"/>
+          <w:sz w:val="16"/>
+        </w:rPr>
+        <w:t xml:space="preserve"> deterministic stub </w:t>
+      </w:r>
+      <w:proofErr w:type="spellStart"/>
+      <w:r>
+        <w:rPr>
+          <w:rFonts w:ascii="맑은 고딕" w:eastAsia="맑은 고딕" w:hAnsi="맑은 고딕"/>
+          <w:sz w:val="16"/>
+        </w:rPr>
+        <w:t>output을</w:t>
+      </w:r>
+      <w:proofErr w:type="spellEnd"/>
+      <w:r>
+        <w:rPr>
+          <w:rFonts w:ascii="맑은 고딕" w:eastAsia="맑은 고딕" w:hAnsi="맑은 고딕"/>
+          <w:sz w:val="16"/>
+        </w:rPr>
+        <w:t xml:space="preserve"> </w:t>
+      </w:r>
+      <w:proofErr w:type="spellStart"/>
+      <w:r>
+        <w:rPr>
+          <w:rFonts w:ascii="맑은 고딕" w:eastAsia="맑은 고딕" w:hAnsi="맑은 고딕"/>
+          <w:sz w:val="16"/>
+        </w:rPr>
+        <w:t>사용한다</w:t>
+      </w:r>
+      <w:proofErr w:type="spellEnd"/>
+      <w:r>
+        <w:rPr>
+          <w:rFonts w:ascii="맑은 고딕" w:eastAsia="맑은 고딕" w:hAnsi="맑은 고딕"/>
+          <w:sz w:val="16"/>
+        </w:rPr>
+        <w:t>.</w:t>
       </w:r>
     </w:p>
     <w:p>
@@ -2745,7 +4583,87 @@
           <w:rFonts w:ascii="맑은 고딕" w:eastAsia="맑은 고딕" w:hAnsi="맑은 고딕"/>
           <w:sz w:val="16"/>
         </w:rPr>
-        <w:t>USE_STUB=1은 API key 존재 여부와 관계없이 offline stub mode를 강제한다.</w:t>
+        <w:t xml:space="preserve">USE_STUB=1은 API key </w:t>
+      </w:r>
+      <w:proofErr w:type="spellStart"/>
+      <w:r>
+        <w:rPr>
+          <w:rFonts w:ascii="맑은 고딕" w:eastAsia="맑은 고딕" w:hAnsi="맑은 고딕"/>
+          <w:sz w:val="16"/>
+        </w:rPr>
+        <w:t>존재</w:t>
+      </w:r>
+      <w:proofErr w:type="spellEnd"/>
+      <w:r>
+        <w:rPr>
+          <w:rFonts w:ascii="맑은 고딕" w:eastAsia="맑은 고딕" w:hAnsi="맑은 고딕"/>
+          <w:sz w:val="16"/>
+        </w:rPr>
+        <w:t xml:space="preserve"> </w:t>
+      </w:r>
+      <w:proofErr w:type="spellStart"/>
+      <w:r>
+        <w:rPr>
+          <w:rFonts w:ascii="맑은 고딕" w:eastAsia="맑은 고딕" w:hAnsi="맑은 고딕"/>
+          <w:sz w:val="16"/>
+        </w:rPr>
+        <w:t>여부와</w:t>
+      </w:r>
+      <w:proofErr w:type="spellEnd"/>
+      <w:r>
+        <w:rPr>
+          <w:rFonts w:ascii="맑은 고딕" w:eastAsia="맑은 고딕" w:hAnsi="맑은 고딕"/>
+          <w:sz w:val="16"/>
+        </w:rPr>
+        <w:t xml:space="preserve"> </w:t>
+      </w:r>
+      <w:proofErr w:type="spellStart"/>
+      <w:r>
+        <w:rPr>
+          <w:rFonts w:ascii="맑은 고딕" w:eastAsia="맑은 고딕" w:hAnsi="맑은 고딕"/>
+          <w:sz w:val="16"/>
+        </w:rPr>
+        <w:t>관계없이</w:t>
+      </w:r>
+      <w:proofErr w:type="spellEnd"/>
+      <w:r>
+        <w:rPr>
+          <w:rFonts w:ascii="맑은 고딕" w:eastAsia="맑은 고딕" w:hAnsi="맑은 고딕"/>
+          <w:sz w:val="16"/>
+        </w:rPr>
+        <w:t xml:space="preserve"> offline stub </w:t>
+      </w:r>
+      <w:proofErr w:type="spellStart"/>
+      <w:r>
+        <w:rPr>
+          <w:rFonts w:ascii="맑은 고딕" w:eastAsia="맑은 고딕" w:hAnsi="맑은 고딕"/>
+          <w:sz w:val="16"/>
+        </w:rPr>
+        <w:t>mode를</w:t>
+      </w:r>
+      <w:proofErr w:type="spellEnd"/>
+      <w:r>
+        <w:rPr>
+          <w:rFonts w:ascii="맑은 고딕" w:eastAsia="맑은 고딕" w:hAnsi="맑은 고딕"/>
+          <w:sz w:val="16"/>
+        </w:rPr>
+        <w:t xml:space="preserve"> </w:t>
+      </w:r>
+      <w:proofErr w:type="spellStart"/>
+      <w:r>
+        <w:rPr>
+          <w:rFonts w:ascii="맑은 고딕" w:eastAsia="맑은 고딕" w:hAnsi="맑은 고딕"/>
+          <w:sz w:val="16"/>
+        </w:rPr>
+        <w:t>강제한다</w:t>
+      </w:r>
+      <w:proofErr w:type="spellEnd"/>
+      <w:r>
+        <w:rPr>
+          <w:rFonts w:ascii="맑은 고딕" w:eastAsia="맑은 고딕" w:hAnsi="맑은 고딕"/>
+          <w:sz w:val="16"/>
+        </w:rPr>
+        <w:t>.</w:t>
       </w:r>
     </w:p>
     <w:p>
@@ -2768,7 +4686,103 @@
           <w:rFonts w:ascii="맑은 고딕" w:eastAsia="맑은 고딕" w:hAnsi="맑은 고딕"/>
           <w:sz w:val="16"/>
         </w:rPr>
-        <w:t>Live mode는 환경변수 OPENAI_API_KEY와 OPENAI_MODEL을 읽어 실행된다.</w:t>
+        <w:t xml:space="preserve">Live </w:t>
+      </w:r>
+      <w:proofErr w:type="spellStart"/>
+      <w:r>
+        <w:rPr>
+          <w:rFonts w:ascii="맑은 고딕" w:eastAsia="맑은 고딕" w:hAnsi="맑은 고딕"/>
+          <w:sz w:val="16"/>
+        </w:rPr>
+        <w:t>mode는</w:t>
+      </w:r>
+      <w:proofErr w:type="spellEnd"/>
+      <w:r>
+        <w:rPr>
+          <w:rFonts w:ascii="맑은 고딕" w:eastAsia="맑은 고딕" w:hAnsi="맑은 고딕"/>
+          <w:sz w:val="16"/>
+        </w:rPr>
+        <w:t xml:space="preserve"> </w:t>
+      </w:r>
+      <w:proofErr w:type="spellStart"/>
+      <w:r>
+        <w:rPr>
+          <w:rFonts w:ascii="맑은 고딕" w:eastAsia="맑은 고딕" w:hAnsi="맑은 고딕"/>
+          <w:sz w:val="16"/>
+        </w:rPr>
+        <w:t>환경변수</w:t>
+      </w:r>
+      <w:proofErr w:type="spellEnd"/>
+      <w:r>
+        <w:rPr>
+          <w:rFonts w:ascii="맑은 고딕" w:eastAsia="맑은 고딕" w:hAnsi="맑은 고딕"/>
+          <w:sz w:val="16"/>
+        </w:rPr>
+        <w:t xml:space="preserve"> </w:t>
+      </w:r>
+      <w:proofErr w:type="spellStart"/>
+      <w:r>
+        <w:rPr>
+          <w:rFonts w:ascii="맑은 고딕" w:eastAsia="맑은 고딕" w:hAnsi="맑은 고딕"/>
+          <w:sz w:val="16"/>
+        </w:rPr>
+        <w:t>OPENAI_API_KEY와</w:t>
+      </w:r>
+      <w:proofErr w:type="spellEnd"/>
+      <w:r>
+        <w:rPr>
+          <w:rFonts w:ascii="맑은 고딕" w:eastAsia="맑은 고딕" w:hAnsi="맑은 고딕"/>
+          <w:sz w:val="16"/>
+        </w:rPr>
+        <w:t xml:space="preserve"> </w:t>
+      </w:r>
+      <w:proofErr w:type="spellStart"/>
+      <w:r>
+        <w:rPr>
+          <w:rFonts w:ascii="맑은 고딕" w:eastAsia="맑은 고딕" w:hAnsi="맑은 고딕"/>
+          <w:sz w:val="16"/>
+        </w:rPr>
+        <w:t>OPENAI_MODEL을</w:t>
+      </w:r>
+      <w:proofErr w:type="spellEnd"/>
+      <w:r>
+        <w:rPr>
+          <w:rFonts w:ascii="맑은 고딕" w:eastAsia="맑은 고딕" w:hAnsi="맑은 고딕"/>
+          <w:sz w:val="16"/>
+        </w:rPr>
+        <w:t xml:space="preserve"> </w:t>
+      </w:r>
+      <w:proofErr w:type="spellStart"/>
+      <w:r>
+        <w:rPr>
+          <w:rFonts w:ascii="맑은 고딕" w:eastAsia="맑은 고딕" w:hAnsi="맑은 고딕"/>
+          <w:sz w:val="16"/>
+        </w:rPr>
+        <w:t>읽어</w:t>
+      </w:r>
+      <w:proofErr w:type="spellEnd"/>
+      <w:r>
+        <w:rPr>
+          <w:rFonts w:ascii="맑은 고딕" w:eastAsia="맑은 고딕" w:hAnsi="맑은 고딕"/>
+          <w:sz w:val="16"/>
+        </w:rPr>
+        <w:t xml:space="preserve"> </w:t>
+      </w:r>
+      <w:proofErr w:type="spellStart"/>
+      <w:r>
+        <w:rPr>
+          <w:rFonts w:ascii="맑은 고딕" w:eastAsia="맑은 고딕" w:hAnsi="맑은 고딕"/>
+          <w:sz w:val="16"/>
+        </w:rPr>
+        <w:t>실행된다</w:t>
+      </w:r>
+      <w:proofErr w:type="spellEnd"/>
+      <w:r>
+        <w:rPr>
+          <w:rFonts w:ascii="맑은 고딕" w:eastAsia="맑은 고딕" w:hAnsi="맑은 고딕"/>
+          <w:sz w:val="16"/>
+        </w:rPr>
+        <w:t>.</w:t>
       </w:r>
     </w:p>
     <w:p>
@@ -2835,12 +4849,21 @@
                 <w:rFonts w:ascii="맑은 고딕" w:eastAsia="맑은 고딕" w:hAnsi="맑은 고딕"/>
               </w:rPr>
             </w:pPr>
+            <w:proofErr w:type="spellStart"/>
             <w:r>
               <w:rPr>
                 <w:rFonts w:ascii="맑은 고딕" w:eastAsia="맑은 고딕" w:hAnsi="맑은 고딕" w:cs="NanumGothicCoding"/>
                 <w:sz w:val="14"/>
               </w:rPr>
-              <w:t>sample_data/session_input_001.json</w:t>
+              <w:t>sample_data</w:t>
+            </w:r>
+            <w:proofErr w:type="spellEnd"/>
+            <w:r>
+              <w:rPr>
+                <w:rFonts w:ascii="맑은 고딕" w:eastAsia="맑은 고딕" w:hAnsi="맑은 고딕" w:cs="NanumGothicCoding"/>
+                <w:sz w:val="14"/>
+              </w:rPr>
+              <w:t>/session_input_001.json</w:t>
             </w:r>
           </w:p>
         </w:tc>
@@ -2865,7 +4888,77 @@
         <w:rPr>
           <w:rFonts w:ascii="맑은 고딕" w:eastAsia="맑은 고딕" w:hAnsi="맑은 고딕"/>
         </w:rPr>
-        <w:t>POST /api/notes/generate의 주요 응답 필드:</w:t>
+        <w:t>POST /</w:t>
+      </w:r>
+      <w:proofErr w:type="spellStart"/>
+      <w:r>
+        <w:rPr>
+          <w:rFonts w:ascii="맑은 고딕" w:eastAsia="맑은 고딕" w:hAnsi="맑은 고딕"/>
+        </w:rPr>
+        <w:t>api</w:t>
+      </w:r>
+      <w:proofErr w:type="spellEnd"/>
+      <w:r>
+        <w:rPr>
+          <w:rFonts w:ascii="맑은 고딕" w:eastAsia="맑은 고딕" w:hAnsi="맑은 고딕"/>
+        </w:rPr>
+        <w:t>/notes/</w:t>
+      </w:r>
+      <w:proofErr w:type="spellStart"/>
+      <w:r>
+        <w:rPr>
+          <w:rFonts w:ascii="맑은 고딕" w:eastAsia="맑은 고딕" w:hAnsi="맑은 고딕"/>
+        </w:rPr>
+        <w:t>generate의</w:t>
+      </w:r>
+      <w:proofErr w:type="spellEnd"/>
+      <w:r>
+        <w:rPr>
+          <w:rFonts w:ascii="맑은 고딕" w:eastAsia="맑은 고딕" w:hAnsi="맑은 고딕"/>
+        </w:rPr>
+        <w:t xml:space="preserve"> </w:t>
+      </w:r>
+      <w:proofErr w:type="spellStart"/>
+      <w:r>
+        <w:rPr>
+          <w:rFonts w:ascii="맑은 고딕" w:eastAsia="맑은 고딕" w:hAnsi="맑은 고딕"/>
+        </w:rPr>
+        <w:t>주요</w:t>
+      </w:r>
+      <w:proofErr w:type="spellEnd"/>
+      <w:r>
+        <w:rPr>
+          <w:rFonts w:ascii="맑은 고딕" w:eastAsia="맑은 고딕" w:hAnsi="맑은 고딕"/>
+        </w:rPr>
+        <w:t xml:space="preserve"> </w:t>
+      </w:r>
+      <w:proofErr w:type="spellStart"/>
+      <w:r>
+        <w:rPr>
+          <w:rFonts w:ascii="맑은 고딕" w:eastAsia="맑은 고딕" w:hAnsi="맑은 고딕"/>
+        </w:rPr>
+        <w:t>응답</w:t>
+      </w:r>
+      <w:proofErr w:type="spellEnd"/>
+      <w:r>
+        <w:rPr>
+          <w:rFonts w:ascii="맑은 고딕" w:eastAsia="맑은 고딕" w:hAnsi="맑은 고딕"/>
+        </w:rPr>
+        <w:t xml:space="preserve"> </w:t>
+      </w:r>
+      <w:proofErr w:type="spellStart"/>
+      <w:r>
+        <w:rPr>
+          <w:rFonts w:ascii="맑은 고딕" w:eastAsia="맑은 고딕" w:hAnsi="맑은 고딕"/>
+        </w:rPr>
+        <w:t>필드</w:t>
+      </w:r>
+      <w:proofErr w:type="spellEnd"/>
+      <w:r>
+        <w:rPr>
+          <w:rFonts w:ascii="맑은 고딕" w:eastAsia="맑은 고딕" w:hAnsi="맑은 고딕"/>
+        </w:rPr>
+        <w:t>:</w:t>
       </w:r>
     </w:p>
     <w:p>
@@ -2883,13 +4976,95 @@
         </w:rPr>
         <w:t xml:space="preserve">• </w:t>
       </w:r>
+      <w:proofErr w:type="spellStart"/>
       <w:r>
         <w:rPr>
           <w:rFonts w:ascii="맑은 고딕" w:eastAsia="맑은 고딕" w:hAnsi="맑은 고딕"/>
           <w:sz w:val="16"/>
         </w:rPr>
-        <w:t>sanitized_input: 정규화된 입력 소스와 민감정보 후보</w:t>
-      </w:r>
+        <w:t>sanitized_input</w:t>
+      </w:r>
+      <w:proofErr w:type="spellEnd"/>
+      <w:r>
+        <w:rPr>
+          <w:rFonts w:ascii="맑은 고딕" w:eastAsia="맑은 고딕" w:hAnsi="맑은 고딕"/>
+          <w:sz w:val="16"/>
+        </w:rPr>
+        <w:t xml:space="preserve">: </w:t>
+      </w:r>
+      <w:proofErr w:type="spellStart"/>
+      <w:r>
+        <w:rPr>
+          <w:rFonts w:ascii="맑은 고딕" w:eastAsia="맑은 고딕" w:hAnsi="맑은 고딕"/>
+          <w:sz w:val="16"/>
+        </w:rPr>
+        <w:t>정규화된</w:t>
+      </w:r>
+      <w:proofErr w:type="spellEnd"/>
+      <w:r>
+        <w:rPr>
+          <w:rFonts w:ascii="맑은 고딕" w:eastAsia="맑은 고딕" w:hAnsi="맑은 고딕"/>
+          <w:sz w:val="16"/>
+        </w:rPr>
+        <w:t xml:space="preserve"> </w:t>
+      </w:r>
+      <w:proofErr w:type="spellStart"/>
+      <w:r>
+        <w:rPr>
+          <w:rFonts w:ascii="맑은 고딕" w:eastAsia="맑은 고딕" w:hAnsi="맑은 고딕"/>
+          <w:sz w:val="16"/>
+        </w:rPr>
+        <w:t>입력</w:t>
+      </w:r>
+      <w:proofErr w:type="spellEnd"/>
+      <w:r>
+        <w:rPr>
+          <w:rFonts w:ascii="맑은 고딕" w:eastAsia="맑은 고딕" w:hAnsi="맑은 고딕"/>
+          <w:sz w:val="16"/>
+        </w:rPr>
+        <w:t xml:space="preserve"> </w:t>
+      </w:r>
+      <w:proofErr w:type="spellStart"/>
+      <w:r>
+        <w:rPr>
+          <w:rFonts w:ascii="맑은 고딕" w:eastAsia="맑은 고딕" w:hAnsi="맑은 고딕"/>
+          <w:sz w:val="16"/>
+        </w:rPr>
+        <w:t>소스와</w:t>
+      </w:r>
+      <w:proofErr w:type="spellEnd"/>
+      <w:r>
+        <w:rPr>
+          <w:rFonts w:ascii="맑은 고딕" w:eastAsia="맑은 고딕" w:hAnsi="맑은 고딕"/>
+          <w:sz w:val="16"/>
+        </w:rPr>
+        <w:t xml:space="preserve"> </w:t>
+      </w:r>
+      <w:proofErr w:type="spellStart"/>
+      <w:r>
+        <w:rPr>
+          <w:rFonts w:ascii="맑은 고딕" w:eastAsia="맑은 고딕" w:hAnsi="맑은 고딕"/>
+          <w:sz w:val="16"/>
+        </w:rPr>
+        <w:t>민감정보</w:t>
+      </w:r>
+      <w:proofErr w:type="spellEnd"/>
+      <w:r>
+        <w:rPr>
+          <w:rFonts w:ascii="맑은 고딕" w:eastAsia="맑은 고딕" w:hAnsi="맑은 고딕"/>
+          <w:sz w:val="16"/>
+        </w:rPr>
+        <w:t xml:space="preserve"> </w:t>
+      </w:r>
+      <w:proofErr w:type="spellStart"/>
+      <w:r>
+        <w:rPr>
+          <w:rFonts w:ascii="맑은 고딕" w:eastAsia="맑은 고딕" w:hAnsi="맑은 고딕"/>
+          <w:sz w:val="16"/>
+        </w:rPr>
+        <w:t>후보</w:t>
+      </w:r>
+      <w:proofErr w:type="spellEnd"/>
     </w:p>
     <w:p>
       <w:pPr>
@@ -2907,13 +5082,79 @@
         <w:lastRenderedPageBreak/>
         <w:t xml:space="preserve">• </w:t>
       </w:r>
+      <w:proofErr w:type="spellStart"/>
       <w:r>
         <w:rPr>
           <w:rFonts w:ascii="맑은 고딕" w:eastAsia="맑은 고딕" w:hAnsi="맑은 고딕"/>
           <w:sz w:val="16"/>
         </w:rPr>
-        <w:t>structured_case_data: 구조화된 상담 문서화 필드</w:t>
-      </w:r>
+        <w:t>structured_case_data</w:t>
+      </w:r>
+      <w:proofErr w:type="spellEnd"/>
+      <w:r>
+        <w:rPr>
+          <w:rFonts w:ascii="맑은 고딕" w:eastAsia="맑은 고딕" w:hAnsi="맑은 고딕"/>
+          <w:sz w:val="16"/>
+        </w:rPr>
+        <w:t xml:space="preserve">: </w:t>
+      </w:r>
+      <w:proofErr w:type="spellStart"/>
+      <w:r>
+        <w:rPr>
+          <w:rFonts w:ascii="맑은 고딕" w:eastAsia="맑은 고딕" w:hAnsi="맑은 고딕"/>
+          <w:sz w:val="16"/>
+        </w:rPr>
+        <w:t>구조화된</w:t>
+      </w:r>
+      <w:proofErr w:type="spellEnd"/>
+      <w:r>
+        <w:rPr>
+          <w:rFonts w:ascii="맑은 고딕" w:eastAsia="맑은 고딕" w:hAnsi="맑은 고딕"/>
+          <w:sz w:val="16"/>
+        </w:rPr>
+        <w:t xml:space="preserve"> </w:t>
+      </w:r>
+      <w:proofErr w:type="spellStart"/>
+      <w:r>
+        <w:rPr>
+          <w:rFonts w:ascii="맑은 고딕" w:eastAsia="맑은 고딕" w:hAnsi="맑은 고딕"/>
+          <w:sz w:val="16"/>
+        </w:rPr>
+        <w:t>상담</w:t>
+      </w:r>
+      <w:proofErr w:type="spellEnd"/>
+      <w:r>
+        <w:rPr>
+          <w:rFonts w:ascii="맑은 고딕" w:eastAsia="맑은 고딕" w:hAnsi="맑은 고딕"/>
+          <w:sz w:val="16"/>
+        </w:rPr>
+        <w:t xml:space="preserve"> </w:t>
+      </w:r>
+      <w:proofErr w:type="spellStart"/>
+      <w:r>
+        <w:rPr>
+          <w:rFonts w:ascii="맑은 고딕" w:eastAsia="맑은 고딕" w:hAnsi="맑은 고딕"/>
+          <w:sz w:val="16"/>
+        </w:rPr>
+        <w:t>문서화</w:t>
+      </w:r>
+      <w:proofErr w:type="spellEnd"/>
+      <w:r>
+        <w:rPr>
+          <w:rFonts w:ascii="맑은 고딕" w:eastAsia="맑은 고딕" w:hAnsi="맑은 고딕"/>
+          <w:sz w:val="16"/>
+        </w:rPr>
+        <w:t xml:space="preserve"> </w:t>
+      </w:r>
+      <w:proofErr w:type="spellStart"/>
+      <w:r>
+        <w:rPr>
+          <w:rFonts w:ascii="맑은 고딕" w:eastAsia="맑은 고딕" w:hAnsi="맑은 고딕"/>
+          <w:sz w:val="16"/>
+        </w:rPr>
+        <w:t>필드</w:t>
+      </w:r>
+      <w:proofErr w:type="spellEnd"/>
     </w:p>
     <w:p>
       <w:pPr>
@@ -2930,12 +5171,69 @@
         </w:rPr>
         <w:t xml:space="preserve">• </w:t>
       </w:r>
+      <w:proofErr w:type="spellStart"/>
       <w:r>
         <w:rPr>
           <w:rFonts w:ascii="맑은 고딕" w:eastAsia="맑은 고딕" w:hAnsi="맑은 고딕"/>
           <w:sz w:val="16"/>
         </w:rPr>
-        <w:t>evidence_mapped_data: 근거가 연결된 claim과 review flag</w:t>
+        <w:t>evidence_mapped_data</w:t>
+      </w:r>
+      <w:proofErr w:type="spellEnd"/>
+      <w:r>
+        <w:rPr>
+          <w:rFonts w:ascii="맑은 고딕" w:eastAsia="맑은 고딕" w:hAnsi="맑은 고딕"/>
+          <w:sz w:val="16"/>
+        </w:rPr>
+        <w:t xml:space="preserve">: </w:t>
+      </w:r>
+      <w:proofErr w:type="spellStart"/>
+      <w:r>
+        <w:rPr>
+          <w:rFonts w:ascii="맑은 고딕" w:eastAsia="맑은 고딕" w:hAnsi="맑은 고딕"/>
+          <w:sz w:val="16"/>
+        </w:rPr>
+        <w:t>근거가</w:t>
+      </w:r>
+      <w:proofErr w:type="spellEnd"/>
+      <w:r>
+        <w:rPr>
+          <w:rFonts w:ascii="맑은 고딕" w:eastAsia="맑은 고딕" w:hAnsi="맑은 고딕"/>
+          <w:sz w:val="16"/>
+        </w:rPr>
+        <w:t xml:space="preserve"> </w:t>
+      </w:r>
+      <w:proofErr w:type="spellStart"/>
+      <w:r>
+        <w:rPr>
+          <w:rFonts w:ascii="맑은 고딕" w:eastAsia="맑은 고딕" w:hAnsi="맑은 고딕"/>
+          <w:sz w:val="16"/>
+        </w:rPr>
+        <w:t>연결된</w:t>
+      </w:r>
+      <w:proofErr w:type="spellEnd"/>
+      <w:r>
+        <w:rPr>
+          <w:rFonts w:ascii="맑은 고딕" w:eastAsia="맑은 고딕" w:hAnsi="맑은 고딕"/>
+          <w:sz w:val="16"/>
+        </w:rPr>
+        <w:t xml:space="preserve"> </w:t>
+      </w:r>
+      <w:proofErr w:type="spellStart"/>
+      <w:r>
+        <w:rPr>
+          <w:rFonts w:ascii="맑은 고딕" w:eastAsia="맑은 고딕" w:hAnsi="맑은 고딕"/>
+          <w:sz w:val="16"/>
+        </w:rPr>
+        <w:t>claim과</w:t>
+      </w:r>
+      <w:proofErr w:type="spellEnd"/>
+      <w:r>
+        <w:rPr>
+          <w:rFonts w:ascii="맑은 고딕" w:eastAsia="맑은 고딕" w:hAnsi="맑은 고딕"/>
+          <w:sz w:val="16"/>
+        </w:rPr>
+        <w:t xml:space="preserve"> review flag</w:t>
       </w:r>
     </w:p>
     <w:p>
@@ -2953,12 +5251,101 @@
         </w:rPr>
         <w:t xml:space="preserve">• </w:t>
       </w:r>
+      <w:proofErr w:type="spellStart"/>
       <w:r>
         <w:rPr>
           <w:rFonts w:ascii="맑은 고딕" w:eastAsia="맑은 고딕" w:hAnsi="맑은 고딕"/>
           <w:sz w:val="16"/>
         </w:rPr>
-        <w:t>session_summary_draft: 수정 가능한 상담 기록 초안 section</w:t>
+        <w:t>session_summary_draft</w:t>
+      </w:r>
+      <w:proofErr w:type="spellEnd"/>
+      <w:r>
+        <w:rPr>
+          <w:rFonts w:ascii="맑은 고딕" w:eastAsia="맑은 고딕" w:hAnsi="맑은 고딕"/>
+          <w:sz w:val="16"/>
+        </w:rPr>
+        <w:t xml:space="preserve">: </w:t>
+      </w:r>
+      <w:proofErr w:type="spellStart"/>
+      <w:r>
+        <w:rPr>
+          <w:rFonts w:ascii="맑은 고딕" w:eastAsia="맑은 고딕" w:hAnsi="맑은 고딕"/>
+          <w:sz w:val="16"/>
+        </w:rPr>
+        <w:t>수정</w:t>
+      </w:r>
+      <w:proofErr w:type="spellEnd"/>
+      <w:r>
+        <w:rPr>
+          <w:rFonts w:ascii="맑은 고딕" w:eastAsia="맑은 고딕" w:hAnsi="맑은 고딕"/>
+          <w:sz w:val="16"/>
+        </w:rPr>
+        <w:t xml:space="preserve"> </w:t>
+      </w:r>
+      <w:proofErr w:type="spellStart"/>
+      <w:r>
+        <w:rPr>
+          <w:rFonts w:ascii="맑은 고딕" w:eastAsia="맑은 고딕" w:hAnsi="맑은 고딕"/>
+          <w:sz w:val="16"/>
+        </w:rPr>
+        <w:t>가능한</w:t>
+      </w:r>
+      <w:proofErr w:type="spellEnd"/>
+      <w:r>
+        <w:rPr>
+          <w:rFonts w:ascii="맑은 고딕" w:eastAsia="맑은 고딕" w:hAnsi="맑은 고딕"/>
+          <w:sz w:val="16"/>
+        </w:rPr>
+        <w:t xml:space="preserve"> </w:t>
+      </w:r>
+      <w:proofErr w:type="spellStart"/>
+      <w:r>
+        <w:rPr>
+          <w:rFonts w:ascii="맑은 고딕" w:eastAsia="맑은 고딕" w:hAnsi="맑은 고딕"/>
+          <w:sz w:val="16"/>
+        </w:rPr>
+        <w:t>상담</w:t>
+      </w:r>
+      <w:proofErr w:type="spellEnd"/>
+      <w:r>
+        <w:rPr>
+          <w:rFonts w:ascii="맑은 고딕" w:eastAsia="맑은 고딕" w:hAnsi="맑은 고딕"/>
+          <w:sz w:val="16"/>
+        </w:rPr>
+        <w:t xml:space="preserve"> </w:t>
+      </w:r>
+      <w:proofErr w:type="spellStart"/>
+      <w:r>
+        <w:rPr>
+          <w:rFonts w:ascii="맑은 고딕" w:eastAsia="맑은 고딕" w:hAnsi="맑은 고딕"/>
+          <w:sz w:val="16"/>
+        </w:rPr>
+        <w:t>기록</w:t>
+      </w:r>
+      <w:proofErr w:type="spellEnd"/>
+      <w:r>
+        <w:rPr>
+          <w:rFonts w:ascii="맑은 고딕" w:eastAsia="맑은 고딕" w:hAnsi="맑은 고딕"/>
+          <w:sz w:val="16"/>
+        </w:rPr>
+        <w:t xml:space="preserve"> </w:t>
+      </w:r>
+      <w:proofErr w:type="spellStart"/>
+      <w:r>
+        <w:rPr>
+          <w:rFonts w:ascii="맑은 고딕" w:eastAsia="맑은 고딕" w:hAnsi="맑은 고딕"/>
+          <w:sz w:val="16"/>
+        </w:rPr>
+        <w:t>초안</w:t>
+      </w:r>
+      <w:proofErr w:type="spellEnd"/>
+      <w:r>
+        <w:rPr>
+          <w:rFonts w:ascii="맑은 고딕" w:eastAsia="맑은 고딕" w:hAnsi="맑은 고딕"/>
+          <w:sz w:val="16"/>
+        </w:rPr>
+        <w:t xml:space="preserve"> section</w:t>
       </w:r>
     </w:p>
     <w:p>
@@ -2976,13 +5363,95 @@
         </w:rPr>
         <w:t xml:space="preserve">• </w:t>
       </w:r>
+      <w:proofErr w:type="spellStart"/>
       <w:r>
         <w:rPr>
           <w:rFonts w:ascii="맑은 고딕" w:eastAsia="맑은 고딕" w:hAnsi="맑은 고딕"/>
           <w:sz w:val="16"/>
         </w:rPr>
-        <w:t>verification_report: grounded claim, weakly grounded claim, risky claim, 민감정보, 상담사 확인 필요 항목</w:t>
-      </w:r>
+        <w:t>verification_report</w:t>
+      </w:r>
+      <w:proofErr w:type="spellEnd"/>
+      <w:r>
+        <w:rPr>
+          <w:rFonts w:ascii="맑은 고딕" w:eastAsia="맑은 고딕" w:hAnsi="맑은 고딕"/>
+          <w:sz w:val="16"/>
+        </w:rPr>
+        <w:t xml:space="preserve">: grounded claim, weakly grounded claim, risky claim, </w:t>
+      </w:r>
+      <w:proofErr w:type="spellStart"/>
+      <w:r>
+        <w:rPr>
+          <w:rFonts w:ascii="맑은 고딕" w:eastAsia="맑은 고딕" w:hAnsi="맑은 고딕"/>
+          <w:sz w:val="16"/>
+        </w:rPr>
+        <w:t>민감정보</w:t>
+      </w:r>
+      <w:proofErr w:type="spellEnd"/>
+      <w:r>
+        <w:rPr>
+          <w:rFonts w:ascii="맑은 고딕" w:eastAsia="맑은 고딕" w:hAnsi="맑은 고딕"/>
+          <w:sz w:val="16"/>
+        </w:rPr>
+        <w:t xml:space="preserve">, </w:t>
+      </w:r>
+      <w:proofErr w:type="spellStart"/>
+      <w:r>
+        <w:rPr>
+          <w:rFonts w:ascii="맑은 고딕" w:eastAsia="맑은 고딕" w:hAnsi="맑은 고딕"/>
+          <w:sz w:val="16"/>
+        </w:rPr>
+        <w:t>상담사</w:t>
+      </w:r>
+      <w:proofErr w:type="spellEnd"/>
+      <w:r>
+        <w:rPr>
+          <w:rFonts w:ascii="맑은 고딕" w:eastAsia="맑은 고딕" w:hAnsi="맑은 고딕"/>
+          <w:sz w:val="16"/>
+        </w:rPr>
+        <w:t xml:space="preserve"> </w:t>
+      </w:r>
+      <w:proofErr w:type="spellStart"/>
+      <w:r>
+        <w:rPr>
+          <w:rFonts w:ascii="맑은 고딕" w:eastAsia="맑은 고딕" w:hAnsi="맑은 고딕"/>
+          <w:sz w:val="16"/>
+        </w:rPr>
+        <w:t>확인</w:t>
+      </w:r>
+      <w:proofErr w:type="spellEnd"/>
+      <w:r>
+        <w:rPr>
+          <w:rFonts w:ascii="맑은 고딕" w:eastAsia="맑은 고딕" w:hAnsi="맑은 고딕"/>
+          <w:sz w:val="16"/>
+        </w:rPr>
+        <w:t xml:space="preserve"> </w:t>
+      </w:r>
+      <w:proofErr w:type="spellStart"/>
+      <w:r>
+        <w:rPr>
+          <w:rFonts w:ascii="맑은 고딕" w:eastAsia="맑은 고딕" w:hAnsi="맑은 고딕"/>
+          <w:sz w:val="16"/>
+        </w:rPr>
+        <w:t>필요</w:t>
+      </w:r>
+      <w:proofErr w:type="spellEnd"/>
+      <w:r>
+        <w:rPr>
+          <w:rFonts w:ascii="맑은 고딕" w:eastAsia="맑은 고딕" w:hAnsi="맑은 고딕"/>
+          <w:sz w:val="16"/>
+        </w:rPr>
+        <w:t xml:space="preserve"> </w:t>
+      </w:r>
+      <w:proofErr w:type="spellStart"/>
+      <w:r>
+        <w:rPr>
+          <w:rFonts w:ascii="맑은 고딕" w:eastAsia="맑은 고딕" w:hAnsi="맑은 고딕"/>
+          <w:sz w:val="16"/>
+        </w:rPr>
+        <w:t>항목</w:t>
+      </w:r>
+      <w:proofErr w:type="spellEnd"/>
     </w:p>
     <w:p>
       <w:pPr>
@@ -2999,13 +5468,63 @@
         </w:rPr>
         <w:t xml:space="preserve">• </w:t>
       </w:r>
+      <w:proofErr w:type="spellStart"/>
       <w:r>
         <w:rPr>
           <w:rFonts w:ascii="맑은 고딕" w:eastAsia="맑은 고딕" w:hAnsi="맑은 고딕"/>
           <w:sz w:val="16"/>
         </w:rPr>
-        <w:t>document_transform_preview: preview-level 문서 변환 정보</w:t>
-      </w:r>
+        <w:t>document_transform_preview</w:t>
+      </w:r>
+      <w:proofErr w:type="spellEnd"/>
+      <w:r>
+        <w:rPr>
+          <w:rFonts w:ascii="맑은 고딕" w:eastAsia="맑은 고딕" w:hAnsi="맑은 고딕"/>
+          <w:sz w:val="16"/>
+        </w:rPr>
+        <w:t xml:space="preserve">: preview-level </w:t>
+      </w:r>
+      <w:proofErr w:type="spellStart"/>
+      <w:r>
+        <w:rPr>
+          <w:rFonts w:ascii="맑은 고딕" w:eastAsia="맑은 고딕" w:hAnsi="맑은 고딕"/>
+          <w:sz w:val="16"/>
+        </w:rPr>
+        <w:t>문서</w:t>
+      </w:r>
+      <w:proofErr w:type="spellEnd"/>
+      <w:r>
+        <w:rPr>
+          <w:rFonts w:ascii="맑은 고딕" w:eastAsia="맑은 고딕" w:hAnsi="맑은 고딕"/>
+          <w:sz w:val="16"/>
+        </w:rPr>
+        <w:t xml:space="preserve"> </w:t>
+      </w:r>
+      <w:proofErr w:type="spellStart"/>
+      <w:r>
+        <w:rPr>
+          <w:rFonts w:ascii="맑은 고딕" w:eastAsia="맑은 고딕" w:hAnsi="맑은 고딕"/>
+          <w:sz w:val="16"/>
+        </w:rPr>
+        <w:t>변환</w:t>
+      </w:r>
+      <w:proofErr w:type="spellEnd"/>
+      <w:r>
+        <w:rPr>
+          <w:rFonts w:ascii="맑은 고딕" w:eastAsia="맑은 고딕" w:hAnsi="맑은 고딕"/>
+          <w:sz w:val="16"/>
+        </w:rPr>
+        <w:t xml:space="preserve"> </w:t>
+      </w:r>
+      <w:proofErr w:type="spellStart"/>
+      <w:r>
+        <w:rPr>
+          <w:rFonts w:ascii="맑은 고딕" w:eastAsia="맑은 고딕" w:hAnsi="맑은 고딕"/>
+          <w:sz w:val="16"/>
+        </w:rPr>
+        <w:t>정보</w:t>
+      </w:r>
+      <w:proofErr w:type="spellEnd"/>
     </w:p>
     <w:p>
       <w:pPr>
@@ -3022,12 +5541,37 @@
         </w:rPr>
         <w:t xml:space="preserve">• </w:t>
       </w:r>
+      <w:proofErr w:type="spellStart"/>
       <w:r>
         <w:rPr>
           <w:rFonts w:ascii="맑은 고딕" w:eastAsia="맑은 고딕" w:hAnsi="맑은 고딕"/>
           <w:sz w:val="16"/>
         </w:rPr>
-        <w:t>confirmed_session_note: draft status와 review summary metadata</w:t>
+        <w:t>confirmed_session_note</w:t>
+      </w:r>
+      <w:proofErr w:type="spellEnd"/>
+      <w:r>
+        <w:rPr>
+          <w:rFonts w:ascii="맑은 고딕" w:eastAsia="맑은 고딕" w:hAnsi="맑은 고딕"/>
+          <w:sz w:val="16"/>
+        </w:rPr>
+        <w:t xml:space="preserve">: draft </w:t>
+      </w:r>
+      <w:proofErr w:type="spellStart"/>
+      <w:r>
+        <w:rPr>
+          <w:rFonts w:ascii="맑은 고딕" w:eastAsia="맑은 고딕" w:hAnsi="맑은 고딕"/>
+          <w:sz w:val="16"/>
+        </w:rPr>
+        <w:t>status와</w:t>
+      </w:r>
+      <w:proofErr w:type="spellEnd"/>
+      <w:r>
+        <w:rPr>
+          <w:rFonts w:ascii="맑은 고딕" w:eastAsia="맑은 고딕" w:hAnsi="맑은 고딕"/>
+          <w:sz w:val="16"/>
+        </w:rPr>
+        <w:t xml:space="preserve"> review summary metadata</w:t>
       </w:r>
     </w:p>
     <w:p>
@@ -3088,8 +5632,18 @@
                 <w:b/>
                 <w:sz w:val="13"/>
               </w:rPr>
-              <w:t>File or Route</w:t>
-            </w:r>
+              <w:t xml:space="preserve">File or </w:t>
+            </w:r>
+            <w:proofErr w:type="gramStart"/>
+            <w:r>
+              <w:rPr>
+                <w:rFonts w:ascii="맑은 고딕" w:eastAsia="맑은 고딕" w:hAnsi="맑은 고딕"/>
+                <w:b/>
+                <w:sz w:val="13"/>
+              </w:rPr>
+              <w:t>Route</w:t>
+            </w:r>
+            <w:proofErr w:type="gramEnd"/>
           </w:p>
         </w:tc>
         <w:tc>
@@ -3157,7 +5711,103 @@
                 <w:rFonts w:ascii="맑은 고딕" w:eastAsia="맑은 고딕" w:hAnsi="맑은 고딕"/>
                 <w:sz w:val="13"/>
               </w:rPr>
-              <w:t>stub mode로 백엔드를 실행해 health route와 note-generation route를 검증한다.</w:t>
+              <w:t xml:space="preserve">stub </w:t>
+            </w:r>
+            <w:proofErr w:type="spellStart"/>
+            <w:r>
+              <w:rPr>
+                <w:rFonts w:ascii="맑은 고딕" w:eastAsia="맑은 고딕" w:hAnsi="맑은 고딕"/>
+                <w:sz w:val="13"/>
+              </w:rPr>
+              <w:t>mode로</w:t>
+            </w:r>
+            <w:proofErr w:type="spellEnd"/>
+            <w:r>
+              <w:rPr>
+                <w:rFonts w:ascii="맑은 고딕" w:eastAsia="맑은 고딕" w:hAnsi="맑은 고딕"/>
+                <w:sz w:val="13"/>
+              </w:rPr>
+              <w:t xml:space="preserve"> </w:t>
+            </w:r>
+            <w:proofErr w:type="spellStart"/>
+            <w:r>
+              <w:rPr>
+                <w:rFonts w:ascii="맑은 고딕" w:eastAsia="맑은 고딕" w:hAnsi="맑은 고딕"/>
+                <w:sz w:val="13"/>
+              </w:rPr>
+              <w:t>백엔드를</w:t>
+            </w:r>
+            <w:proofErr w:type="spellEnd"/>
+            <w:r>
+              <w:rPr>
+                <w:rFonts w:ascii="맑은 고딕" w:eastAsia="맑은 고딕" w:hAnsi="맑은 고딕"/>
+                <w:sz w:val="13"/>
+              </w:rPr>
+              <w:t xml:space="preserve"> </w:t>
+            </w:r>
+            <w:proofErr w:type="spellStart"/>
+            <w:r>
+              <w:rPr>
+                <w:rFonts w:ascii="맑은 고딕" w:eastAsia="맑은 고딕" w:hAnsi="맑은 고딕"/>
+                <w:sz w:val="13"/>
+              </w:rPr>
+              <w:t>실행해</w:t>
+            </w:r>
+            <w:proofErr w:type="spellEnd"/>
+            <w:r>
+              <w:rPr>
+                <w:rFonts w:ascii="맑은 고딕" w:eastAsia="맑은 고딕" w:hAnsi="맑은 고딕"/>
+                <w:sz w:val="13"/>
+              </w:rPr>
+              <w:t xml:space="preserve"> health </w:t>
+            </w:r>
+            <w:proofErr w:type="spellStart"/>
+            <w:r>
+              <w:rPr>
+                <w:rFonts w:ascii="맑은 고딕" w:eastAsia="맑은 고딕" w:hAnsi="맑은 고딕"/>
+                <w:sz w:val="13"/>
+              </w:rPr>
+              <w:t>route와</w:t>
+            </w:r>
+            <w:proofErr w:type="spellEnd"/>
+            <w:r>
+              <w:rPr>
+                <w:rFonts w:ascii="맑은 고딕" w:eastAsia="맑은 고딕" w:hAnsi="맑은 고딕"/>
+                <w:sz w:val="13"/>
+              </w:rPr>
+              <w:t xml:space="preserve"> note-generation </w:t>
+            </w:r>
+            <w:proofErr w:type="spellStart"/>
+            <w:r>
+              <w:rPr>
+                <w:rFonts w:ascii="맑은 고딕" w:eastAsia="맑은 고딕" w:hAnsi="맑은 고딕"/>
+                <w:sz w:val="13"/>
+              </w:rPr>
+              <w:t>route를</w:t>
+            </w:r>
+            <w:proofErr w:type="spellEnd"/>
+            <w:r>
+              <w:rPr>
+                <w:rFonts w:ascii="맑은 고딕" w:eastAsia="맑은 고딕" w:hAnsi="맑은 고딕"/>
+                <w:sz w:val="13"/>
+              </w:rPr>
+              <w:t xml:space="preserve"> </w:t>
+            </w:r>
+            <w:proofErr w:type="spellStart"/>
+            <w:r>
+              <w:rPr>
+                <w:rFonts w:ascii="맑은 고딕" w:eastAsia="맑은 고딕" w:hAnsi="맑은 고딕"/>
+                <w:sz w:val="13"/>
+              </w:rPr>
+              <w:t>검증한다</w:t>
+            </w:r>
+            <w:proofErr w:type="spellEnd"/>
+            <w:r>
+              <w:rPr>
+                <w:rFonts w:ascii="맑은 고딕" w:eastAsia="맑은 고딕" w:hAnsi="맑은 고딕"/>
+                <w:sz w:val="13"/>
+              </w:rPr>
+              <w:t>.</w:t>
             </w:r>
           </w:p>
         </w:tc>
@@ -3178,12 +5828,21 @@
                 <w:rFonts w:ascii="맑은 고딕" w:eastAsia="맑은 고딕" w:hAnsi="맑은 고딕"/>
               </w:rPr>
             </w:pPr>
+            <w:proofErr w:type="spellStart"/>
             <w:r>
               <w:rPr>
                 <w:rFonts w:ascii="맑은 고딕" w:eastAsia="맑은 고딕" w:hAnsi="맑은 고딕"/>
                 <w:sz w:val="13"/>
               </w:rPr>
-              <w:t>sample_data/session_input_001.json</w:t>
+              <w:t>sample_data</w:t>
+            </w:r>
+            <w:proofErr w:type="spellEnd"/>
+            <w:r>
+              <w:rPr>
+                <w:rFonts w:ascii="맑은 고딕" w:eastAsia="맑은 고딕" w:hAnsi="맑은 고딕"/>
+                <w:sz w:val="13"/>
+              </w:rPr>
+              <w:t>/session_input_001.json</w:t>
             </w:r>
           </w:p>
         </w:tc>
@@ -3204,7 +5863,23 @@
                 <w:rFonts w:ascii="맑은 고딕" w:eastAsia="맑은 고딕" w:hAnsi="맑은 고딕"/>
                 <w:sz w:val="13"/>
               </w:rPr>
-              <w:t>Synthetic 5회기 상담 session sample input.</w:t>
+              <w:t xml:space="preserve">Synthetic 5회기 </w:t>
+            </w:r>
+            <w:proofErr w:type="spellStart"/>
+            <w:r>
+              <w:rPr>
+                <w:rFonts w:ascii="맑은 고딕" w:eastAsia="맑은 고딕" w:hAnsi="맑은 고딕"/>
+                <w:sz w:val="13"/>
+              </w:rPr>
+              <w:t>상담</w:t>
+            </w:r>
+            <w:proofErr w:type="spellEnd"/>
+            <w:r>
+              <w:rPr>
+                <w:rFonts w:ascii="맑은 고딕" w:eastAsia="맑은 고딕" w:hAnsi="맑은 고딕"/>
+                <w:sz w:val="13"/>
+              </w:rPr>
+              <w:t xml:space="preserve"> session sample input.</w:t>
             </w:r>
           </w:p>
         </w:tc>
@@ -3225,12 +5900,21 @@
                 <w:rFonts w:ascii="맑은 고딕" w:eastAsia="맑은 고딕" w:hAnsi="맑은 고딕"/>
               </w:rPr>
             </w:pPr>
+            <w:proofErr w:type="spellStart"/>
             <w:r>
               <w:rPr>
                 <w:rFonts w:ascii="맑은 고딕" w:eastAsia="맑은 고딕" w:hAnsi="맑은 고딕"/>
                 <w:sz w:val="13"/>
               </w:rPr>
-              <w:t>sample_data/session_output_001.json</w:t>
+              <w:t>sample_data</w:t>
+            </w:r>
+            <w:proofErr w:type="spellEnd"/>
+            <w:r>
+              <w:rPr>
+                <w:rFonts w:ascii="맑은 고딕" w:eastAsia="맑은 고딕" w:hAnsi="맑은 고딕"/>
+                <w:sz w:val="13"/>
+              </w:rPr>
+              <w:t>/session_output_001.json</w:t>
             </w:r>
           </w:p>
         </w:tc>
@@ -3246,12 +5930,53 @@
                 <w:rFonts w:ascii="맑은 고딕" w:eastAsia="맑은 고딕" w:hAnsi="맑은 고딕"/>
               </w:rPr>
             </w:pPr>
+            <w:proofErr w:type="spellStart"/>
             <w:r>
               <w:rPr>
                 <w:rFonts w:ascii="맑은 고딕" w:eastAsia="맑은 고딕" w:hAnsi="맑은 고딕"/>
                 <w:sz w:val="13"/>
               </w:rPr>
-              <w:t xml:space="preserve">빠른 확인을 위한 sample </w:t>
+              <w:t>빠른</w:t>
+            </w:r>
+            <w:proofErr w:type="spellEnd"/>
+            <w:r>
+              <w:rPr>
+                <w:rFonts w:ascii="맑은 고딕" w:eastAsia="맑은 고딕" w:hAnsi="맑은 고딕"/>
+                <w:sz w:val="13"/>
+              </w:rPr>
+              <w:t xml:space="preserve"> </w:t>
+            </w:r>
+            <w:proofErr w:type="spellStart"/>
+            <w:r>
+              <w:rPr>
+                <w:rFonts w:ascii="맑은 고딕" w:eastAsia="맑은 고딕" w:hAnsi="맑은 고딕"/>
+                <w:sz w:val="13"/>
+              </w:rPr>
+              <w:t>확인을</w:t>
+            </w:r>
+            <w:proofErr w:type="spellEnd"/>
+            <w:r>
+              <w:rPr>
+                <w:rFonts w:ascii="맑은 고딕" w:eastAsia="맑은 고딕" w:hAnsi="맑은 고딕"/>
+                <w:sz w:val="13"/>
+              </w:rPr>
+              <w:t xml:space="preserve"> </w:t>
+            </w:r>
+            <w:proofErr w:type="spellStart"/>
+            <w:r>
+              <w:rPr>
+                <w:rFonts w:ascii="맑은 고딕" w:eastAsia="맑은 고딕" w:hAnsi="맑은 고딕"/>
+                <w:sz w:val="13"/>
+              </w:rPr>
+              <w:t>위한</w:t>
+            </w:r>
+            <w:proofErr w:type="spellEnd"/>
+            <w:r>
+              <w:rPr>
+                <w:rFonts w:ascii="맑은 고딕" w:eastAsia="맑은 고딕" w:hAnsi="맑은 고딕"/>
+                <w:sz w:val="13"/>
+              </w:rPr>
+              <w:t xml:space="preserve"> sample </w:t>
             </w:r>
             <w:r>
               <w:rPr>
@@ -3291,7 +6016,23 @@
                 <w:rFonts w:ascii="맑은 고딕" w:eastAsia="맑은 고딕" w:hAnsi="맑은 고딕"/>
                 <w:sz w:val="13"/>
               </w:rPr>
-              <w:t>GET /api/health</w:t>
+              <w:t>GET /</w:t>
+            </w:r>
+            <w:proofErr w:type="spellStart"/>
+            <w:r>
+              <w:rPr>
+                <w:rFonts w:ascii="맑은 고딕" w:eastAsia="맑은 고딕" w:hAnsi="맑은 고딕"/>
+                <w:sz w:val="13"/>
+              </w:rPr>
+              <w:t>api</w:t>
+            </w:r>
+            <w:proofErr w:type="spellEnd"/>
+            <w:r>
+              <w:rPr>
+                <w:rFonts w:ascii="맑은 고딕" w:eastAsia="맑은 고딕" w:hAnsi="맑은 고딕"/>
+                <w:sz w:val="13"/>
+              </w:rPr>
+              <w:t>/health</w:t>
             </w:r>
           </w:p>
         </w:tc>
@@ -3338,7 +6079,23 @@
                 <w:rFonts w:ascii="맑은 고딕" w:eastAsia="맑은 고딕" w:hAnsi="맑은 고딕"/>
                 <w:sz w:val="13"/>
               </w:rPr>
-              <w:t>POST /api/notes/generate</w:t>
+              <w:t>POST /</w:t>
+            </w:r>
+            <w:proofErr w:type="spellStart"/>
+            <w:r>
+              <w:rPr>
+                <w:rFonts w:ascii="맑은 고딕" w:eastAsia="맑은 고딕" w:hAnsi="맑은 고딕"/>
+                <w:sz w:val="13"/>
+              </w:rPr>
+              <w:t>api</w:t>
+            </w:r>
+            <w:proofErr w:type="spellEnd"/>
+            <w:r>
+              <w:rPr>
+                <w:rFonts w:ascii="맑은 고딕" w:eastAsia="맑은 고딕" w:hAnsi="맑은 고딕"/>
+                <w:sz w:val="13"/>
+              </w:rPr>
+              <w:t>/notes/generate</w:t>
             </w:r>
           </w:p>
         </w:tc>
@@ -3385,8 +6142,33 @@
                 <w:rFonts w:ascii="맑은 고딕" w:eastAsia="맑은 고딕" w:hAnsi="맑은 고딕"/>
                 <w:sz w:val="13"/>
               </w:rPr>
-              <w:t>frontend/src/pages/SessionDraftPage.tsx</w:t>
-            </w:r>
+              <w:t>frontend/</w:t>
+            </w:r>
+            <w:proofErr w:type="spellStart"/>
+            <w:r>
+              <w:rPr>
+                <w:rFonts w:ascii="맑은 고딕" w:eastAsia="맑은 고딕" w:hAnsi="맑은 고딕"/>
+                <w:sz w:val="13"/>
+              </w:rPr>
+              <w:t>src</w:t>
+            </w:r>
+            <w:proofErr w:type="spellEnd"/>
+            <w:r>
+              <w:rPr>
+                <w:rFonts w:ascii="맑은 고딕" w:eastAsia="맑은 고딕" w:hAnsi="맑은 고딕"/>
+                <w:sz w:val="13"/>
+              </w:rPr>
+              <w:t>/pages/</w:t>
+            </w:r>
+            <w:proofErr w:type="spellStart"/>
+            <w:r>
+              <w:rPr>
+                <w:rFonts w:ascii="맑은 고딕" w:eastAsia="맑은 고딕" w:hAnsi="맑은 고딕"/>
+                <w:sz w:val="13"/>
+              </w:rPr>
+              <w:t>SessionDraftPage.tsx</w:t>
+            </w:r>
+            <w:proofErr w:type="spellEnd"/>
           </w:p>
         </w:tc>
         <w:tc>
@@ -3457,12 +6239,69 @@
         </w:rPr>
         <w:t xml:space="preserve">• </w:t>
       </w:r>
+      <w:proofErr w:type="spellStart"/>
       <w:r>
         <w:rPr>
           <w:rFonts w:ascii="맑은 고딕" w:eastAsia="맑은 고딕" w:hAnsi="맑은 고딕"/>
           <w:sz w:val="16"/>
         </w:rPr>
-        <w:t>주요 명령은 cd backend &amp;&amp; uv run python smoke_test.py 이다.</w:t>
+        <w:t>주요</w:t>
+      </w:r>
+      <w:proofErr w:type="spellEnd"/>
+      <w:r>
+        <w:rPr>
+          <w:rFonts w:ascii="맑은 고딕" w:eastAsia="맑은 고딕" w:hAnsi="맑은 고딕"/>
+          <w:sz w:val="16"/>
+        </w:rPr>
+        <w:t xml:space="preserve"> </w:t>
+      </w:r>
+      <w:proofErr w:type="spellStart"/>
+      <w:r>
+        <w:rPr>
+          <w:rFonts w:ascii="맑은 고딕" w:eastAsia="맑은 고딕" w:hAnsi="맑은 고딕"/>
+          <w:sz w:val="16"/>
+        </w:rPr>
+        <w:t>명령은</w:t>
+      </w:r>
+      <w:proofErr w:type="spellEnd"/>
+      <w:r>
+        <w:rPr>
+          <w:rFonts w:ascii="맑은 고딕" w:eastAsia="맑은 고딕" w:hAnsi="맑은 고딕"/>
+          <w:sz w:val="16"/>
+        </w:rPr>
+        <w:t xml:space="preserve"> cd backend &amp;&amp; </w:t>
+      </w:r>
+      <w:proofErr w:type="spellStart"/>
+      <w:r>
+        <w:rPr>
+          <w:rFonts w:ascii="맑은 고딕" w:eastAsia="맑은 고딕" w:hAnsi="맑은 고딕"/>
+          <w:sz w:val="16"/>
+        </w:rPr>
+        <w:t>uv</w:t>
+      </w:r>
+      <w:proofErr w:type="spellEnd"/>
+      <w:r>
+        <w:rPr>
+          <w:rFonts w:ascii="맑은 고딕" w:eastAsia="맑은 고딕" w:hAnsi="맑은 고딕"/>
+          <w:sz w:val="16"/>
+        </w:rPr>
+        <w:t xml:space="preserve"> run python smoke_test.py </w:t>
+      </w:r>
+      <w:proofErr w:type="spellStart"/>
+      <w:r>
+        <w:rPr>
+          <w:rFonts w:ascii="맑은 고딕" w:eastAsia="맑은 고딕" w:hAnsi="맑은 고딕"/>
+          <w:sz w:val="16"/>
+        </w:rPr>
+        <w:t>이다</w:t>
+      </w:r>
+      <w:proofErr w:type="spellEnd"/>
+      <w:r>
+        <w:rPr>
+          <w:rFonts w:ascii="맑은 고딕" w:eastAsia="맑은 고딕" w:hAnsi="맑은 고딕"/>
+          <w:sz w:val="16"/>
+        </w:rPr>
+        <w:t>.</w:t>
       </w:r>
     </w:p>
     <w:p>
@@ -3480,12 +6319,85 @@
         </w:rPr>
         <w:t xml:space="preserve">• </w:t>
       </w:r>
+      <w:proofErr w:type="spellStart"/>
       <w:r>
         <w:rPr>
           <w:rFonts w:ascii="맑은 고딕" w:eastAsia="맑은 고딕" w:hAnsi="맑은 고딕"/>
           <w:sz w:val="16"/>
         </w:rPr>
-        <w:t>주요 구현 경로는 React + FastAPI + LangGraph이다.</w:t>
+        <w:t>주요</w:t>
+      </w:r>
+      <w:proofErr w:type="spellEnd"/>
+      <w:r>
+        <w:rPr>
+          <w:rFonts w:ascii="맑은 고딕" w:eastAsia="맑은 고딕" w:hAnsi="맑은 고딕"/>
+          <w:sz w:val="16"/>
+        </w:rPr>
+        <w:t xml:space="preserve"> </w:t>
+      </w:r>
+      <w:proofErr w:type="spellStart"/>
+      <w:r>
+        <w:rPr>
+          <w:rFonts w:ascii="맑은 고딕" w:eastAsia="맑은 고딕" w:hAnsi="맑은 고딕"/>
+          <w:sz w:val="16"/>
+        </w:rPr>
+        <w:t>구현</w:t>
+      </w:r>
+      <w:proofErr w:type="spellEnd"/>
+      <w:r>
+        <w:rPr>
+          <w:rFonts w:ascii="맑은 고딕" w:eastAsia="맑은 고딕" w:hAnsi="맑은 고딕"/>
+          <w:sz w:val="16"/>
+        </w:rPr>
+        <w:t xml:space="preserve"> </w:t>
+      </w:r>
+      <w:proofErr w:type="spellStart"/>
+      <w:r>
+        <w:rPr>
+          <w:rFonts w:ascii="맑은 고딕" w:eastAsia="맑은 고딕" w:hAnsi="맑은 고딕"/>
+          <w:sz w:val="16"/>
+        </w:rPr>
+        <w:t>경로는</w:t>
+      </w:r>
+      <w:proofErr w:type="spellEnd"/>
+      <w:r>
+        <w:rPr>
+          <w:rFonts w:ascii="맑은 고딕" w:eastAsia="맑은 고딕" w:hAnsi="맑은 고딕"/>
+          <w:sz w:val="16"/>
+        </w:rPr>
+        <w:t xml:space="preserve"> React + </w:t>
+      </w:r>
+      <w:proofErr w:type="spellStart"/>
+      <w:r>
+        <w:rPr>
+          <w:rFonts w:ascii="맑은 고딕" w:eastAsia="맑은 고딕" w:hAnsi="맑은 고딕"/>
+          <w:sz w:val="16"/>
+        </w:rPr>
+        <w:t>FastAPI</w:t>
+      </w:r>
+      <w:proofErr w:type="spellEnd"/>
+      <w:r>
+        <w:rPr>
+          <w:rFonts w:ascii="맑은 고딕" w:eastAsia="맑은 고딕" w:hAnsi="맑은 고딕"/>
+          <w:sz w:val="16"/>
+        </w:rPr>
+        <w:t xml:space="preserve"> + </w:t>
+      </w:r>
+      <w:proofErr w:type="spellStart"/>
+      <w:r>
+        <w:rPr>
+          <w:rFonts w:ascii="맑은 고딕" w:eastAsia="맑은 고딕" w:hAnsi="맑은 고딕"/>
+          <w:sz w:val="16"/>
+        </w:rPr>
+        <w:t>LangGraph이다</w:t>
+      </w:r>
+      <w:proofErr w:type="spellEnd"/>
+      <w:r>
+        <w:rPr>
+          <w:rFonts w:ascii="맑은 고딕" w:eastAsia="맑은 고딕" w:hAnsi="맑은 고딕"/>
+          <w:sz w:val="16"/>
+        </w:rPr>
+        <w:t>.</w:t>
       </w:r>
     </w:p>
     <w:p>
